--- a/exercises/Bài tập 041 - May Might.docx
+++ b/exercises/Bài tập 041 - May Might.docx
@@ -9,6 +9,7 @@
         <w:rPr>
           <w:rFonts w:ascii="Arial" w:hAnsi="Arial" w:cs="Arial"/>
           <w:b/>
+          <w:color w:val="000000"/>
           <w:sz w:val="32"/>
         </w:rPr>
       </w:pPr>
@@ -16,6 +17,7 @@
         <w:rPr>
           <w:rFonts w:ascii="Arial" w:hAnsi="Arial" w:cs="Arial"/>
           <w:b/>
+          <w:color w:val="000000"/>
           <w:sz w:val="32"/>
         </w:rPr>
         <w:t>BÀI TẬP NGÀY 41</w:t>
@@ -28,6 +30,7 @@
         <w:rPr>
           <w:rFonts w:ascii="Arial" w:hAnsi="Arial" w:cs="Arial"/>
           <w:b/>
+          <w:color w:val="000000"/>
           <w:sz w:val="36"/>
         </w:rPr>
       </w:pPr>
@@ -35,621 +38,1679 @@
         <w:rPr>
           <w:rFonts w:ascii="Arial" w:hAnsi="Arial" w:cs="Arial"/>
           <w:b/>
+          <w:color w:val="000000"/>
           <w:sz w:val="36"/>
         </w:rPr>
         <w:t>MAY / MIGHT</w:t>
       </w:r>
     </w:p>
     <w:p>
-      <w:r>
+      <w:pPr>
+        <w:rPr>
+          <w:color w:val="000000"/>
+        </w:rPr>
+      </w:pPr>
+      <w:r>
+        <w:rPr>
+          <w:color w:val="000000"/>
+        </w:rPr>
         <w:t>Họ và tên: __________________________                         Điểm: ________/100</w:t>
       </w:r>
     </w:p>
     <w:p>
       <w:pPr>
         <w:pStyle w:val="Heading1"/>
+        <w:spacing w:before="60"/>
       </w:pPr>
       <w:r>
         <w:t>PHẦN 1. CHỌN ĐÁP ÁN ĐÚNG (10 điểm)</w:t>
       </w:r>
     </w:p>
     <w:p>
-      <w:r>
+      <w:pPr>
+        <w:keepNext/>
+        <w:spacing w:before="120" w:after="60"/>
+        <w:rPr>
+          <w:color w:val="000000"/>
+        </w:rPr>
+      </w:pPr>
+      <w:r>
+        <w:rPr>
+          <w:color w:val="000000"/>
+        </w:rPr>
         <w:t>1. It may ______ later.   A. rains   B. rain   C. to rain</w:t>
       </w:r>
     </w:p>
     <w:p>
-      <w:r>
+      <w:pPr>
+        <w:keepNext/>
+        <w:spacing w:before="120" w:after="60"/>
+        <w:rPr>
+          <w:color w:val="000000"/>
+        </w:rPr>
+      </w:pPr>
+      <w:r>
+        <w:rPr>
+          <w:color w:val="000000"/>
+        </w:rPr>
         <w:t>2. She ______ join us, but she isn't sure.   A. might   B. does might   C. is might</w:t>
       </w:r>
     </w:p>
     <w:p>
-      <w:r>
+      <w:pPr>
+        <w:keepNext/>
+        <w:spacing w:before="120" w:after="60"/>
+        <w:rPr>
+          <w:color w:val="000000"/>
+        </w:rPr>
+      </w:pPr>
+      <w:r>
+        <w:rPr>
+          <w:color w:val="000000"/>
+        </w:rPr>
         <w:t>3. May I come in? – Yes, you ______.   A. can to   B. may   C. might be</w:t>
       </w:r>
     </w:p>
     <w:p>
-      <w:r>
+      <w:pPr>
+        <w:keepNext/>
+        <w:spacing w:before="120" w:after="60"/>
+        <w:rPr>
+          <w:color w:val="000000"/>
+        </w:rPr>
+      </w:pPr>
+      <w:r>
+        <w:rPr>
+          <w:color w:val="000000"/>
+        </w:rPr>
         <w:t>4. He may ______ tired.   A. is   B. be   C. being</w:t>
       </w:r>
     </w:p>
     <w:p>
-      <w:r>
+      <w:pPr>
+        <w:keepNext/>
+        <w:spacing w:before="120" w:after="60"/>
+        <w:rPr>
+          <w:color w:val="000000"/>
+        </w:rPr>
+      </w:pPr>
+      <w:r>
+        <w:rPr>
+          <w:color w:val="000000"/>
+        </w:rPr>
         <w:t>5. They might not ______ on time.   A. arrive   B. arrived   C. arriving</w:t>
       </w:r>
     </w:p>
     <w:p>
-      <w:r>
+      <w:pPr>
+        <w:keepNext/>
+        <w:spacing w:before="120" w:after="60"/>
+        <w:rPr>
+          <w:color w:val="000000"/>
+        </w:rPr>
+      </w:pPr>
+      <w:r>
+        <w:rPr>
+          <w:color w:val="000000"/>
+        </w:rPr>
         <w:t>6. Students ______ use a dictionary in this test.   A. may   B. may to   C. do may</w:t>
       </w:r>
     </w:p>
     <w:p>
-      <w:r>
+      <w:pPr>
+        <w:keepNext/>
+        <w:spacing w:before="120" w:after="60"/>
+        <w:rPr>
+          <w:color w:val="000000"/>
+        </w:rPr>
+      </w:pPr>
+      <w:r>
+        <w:rPr>
+          <w:color w:val="000000"/>
+        </w:rPr>
         <w:t>7. She may be ______ now.   A. study   B. studied   C. studying</w:t>
       </w:r>
     </w:p>
     <w:p>
-      <w:r>
+      <w:pPr>
+        <w:keepNext/>
+        <w:spacing w:before="120" w:after="60"/>
+        <w:rPr>
+          <w:color w:val="000000"/>
+        </w:rPr>
+      </w:pPr>
+      <w:r>
+        <w:rPr>
+          <w:color w:val="000000"/>
+        </w:rPr>
         <w:t>8. He might have ______ the bus.   A. miss   B. missed   C. missing</w:t>
       </w:r>
     </w:p>
     <w:p>
-      <w:r>
+      <w:pPr>
+        <w:keepNext/>
+        <w:spacing w:before="120" w:after="60"/>
+        <w:rPr>
+          <w:color w:val="000000"/>
+        </w:rPr>
+      </w:pPr>
+      <w:r>
+        <w:rPr>
+          <w:color w:val="000000"/>
+        </w:rPr>
         <w:t>9. ______ you have a wonderful trip!   A. Might be   B. May   C. Do</w:t>
       </w:r>
     </w:p>
     <w:p>
-      <w:r>
+      <w:pPr>
+        <w:keepNext/>
+        <w:spacing w:before="120" w:after="60"/>
+        <w:rPr>
+          <w:color w:val="000000"/>
+        </w:rPr>
+      </w:pPr>
+      <w:r>
+        <w:rPr>
+          <w:color w:val="000000"/>
+        </w:rPr>
         <w:t>10. Visitors may not ______ this room.   A. enter   B. enters   C. to enter</w:t>
       </w:r>
     </w:p>
     <w:p>
       <w:pPr>
         <w:pStyle w:val="Heading1"/>
+        <w:spacing w:before="240"/>
       </w:pPr>
       <w:r>
         <w:t>PHẦN 2. ĐIỀN MAY HOẶC MIGHT (10 điểm)</w:t>
       </w:r>
     </w:p>
     <w:p>
-      <w:r>
+      <w:pPr>
+        <w:rPr>
+          <w:color w:val="000000"/>
+        </w:rPr>
+      </w:pPr>
+      <w:r>
+        <w:rPr>
+          <w:color w:val="000000"/>
+        </w:rPr>
         <w:t>Chọn từ phù hợp; trong một số câu, cả hai có thể đúng.</w:t>
       </w:r>
     </w:p>
     <w:p>
-      <w:r>
+      <w:pPr>
+        <w:keepNext/>
+        <w:spacing w:before="120" w:after="60"/>
+        <w:rPr>
+          <w:color w:val="000000"/>
+        </w:rPr>
+      </w:pPr>
+      <w:r>
+        <w:rPr>
+          <w:color w:val="000000"/>
+        </w:rPr>
+        <w:lastRenderedPageBreak/>
         <w:t>1. It ______ rain this afternoon.</w:t>
       </w:r>
     </w:p>
     <w:p>
-      <w:r>
+      <w:pPr>
+        <w:keepNext/>
+        <w:spacing w:before="120" w:after="60"/>
+        <w:rPr>
+          <w:color w:val="000000"/>
+        </w:rPr>
+      </w:pPr>
+      <w:r>
+        <w:rPr>
+          <w:color w:val="000000"/>
+        </w:rPr>
         <w:t>2. Lan ______ come, but she says the chance is small.</w:t>
       </w:r>
     </w:p>
     <w:p>
-      <w:r>
+      <w:pPr>
+        <w:keepNext/>
+        <w:spacing w:before="120" w:after="60"/>
+        <w:rPr>
+          <w:color w:val="000000"/>
+        </w:rPr>
+      </w:pPr>
+      <w:r>
+        <w:rPr>
+          <w:color w:val="000000"/>
+        </w:rPr>
         <w:t>3. ______ I ask a question?</w:t>
       </w:r>
     </w:p>
     <w:p>
-      <w:r>
+      <w:pPr>
+        <w:keepNext/>
+        <w:spacing w:before="120" w:after="60"/>
+        <w:rPr>
+          <w:color w:val="000000"/>
+        </w:rPr>
+      </w:pPr>
+      <w:r>
+        <w:rPr>
+          <w:color w:val="000000"/>
+        </w:rPr>
         <w:t>4. You ______ begin the test now.</w:t>
       </w:r>
     </w:p>
     <w:p>
-      <w:r>
+      <w:pPr>
+        <w:keepNext/>
+        <w:spacing w:before="120" w:after="60"/>
+        <w:rPr>
+          <w:color w:val="000000"/>
+        </w:rPr>
+      </w:pPr>
+      <w:r>
+        <w:rPr>
+          <w:color w:val="000000"/>
+        </w:rPr>
         <w:t>5. He ______ be at home; I am not sure.</w:t>
       </w:r>
     </w:p>
     <w:p>
-      <w:r>
+      <w:pPr>
+        <w:keepNext/>
+        <w:spacing w:before="120" w:after="60"/>
+        <w:rPr>
+          <w:color w:val="000000"/>
+        </w:rPr>
+      </w:pPr>
+      <w:r>
+        <w:rPr>
+          <w:color w:val="000000"/>
+        </w:rPr>
         <w:t>6. We ______ travel next month if we have enough money.</w:t>
       </w:r>
     </w:p>
     <w:p>
-      <w:r>
+      <w:pPr>
+        <w:keepNext/>
+        <w:spacing w:before="120" w:after="60"/>
+        <w:rPr>
+          <w:color w:val="000000"/>
+        </w:rPr>
+      </w:pPr>
+      <w:r>
+        <w:rPr>
+          <w:color w:val="000000"/>
+        </w:rPr>
         <w:t>7. ______ you have a happy birthday!</w:t>
       </w:r>
     </w:p>
     <w:p>
-      <w:r>
+      <w:pPr>
+        <w:keepNext/>
+        <w:spacing w:before="120" w:after="60"/>
+        <w:rPr>
+          <w:color w:val="000000"/>
+        </w:rPr>
+      </w:pPr>
+      <w:r>
+        <w:rPr>
+          <w:color w:val="000000"/>
+        </w:rPr>
         <w:t>8. She ______ not know about the change.</w:t>
       </w:r>
     </w:p>
     <w:p>
-      <w:r>
+      <w:pPr>
+        <w:keepNext/>
+        <w:spacing w:before="120" w:after="60"/>
+        <w:rPr>
+          <w:color w:val="000000"/>
+        </w:rPr>
+      </w:pPr>
+      <w:r>
+        <w:rPr>
+          <w:color w:val="000000"/>
+        </w:rPr>
         <w:t>9. The plan ______ work, but it is risky.</w:t>
       </w:r>
     </w:p>
     <w:p>
-      <w:r>
+      <w:pPr>
+        <w:keepNext/>
+        <w:spacing w:before="120" w:after="60"/>
+        <w:rPr>
+          <w:color w:val="000000"/>
+        </w:rPr>
+      </w:pPr>
+      <w:r>
+        <w:rPr>
+          <w:color w:val="000000"/>
+        </w:rPr>
         <w:t>10. ______ I use your computer, please?</w:t>
       </w:r>
     </w:p>
     <w:p>
       <w:pPr>
         <w:pStyle w:val="Heading1"/>
+        <w:spacing w:before="240"/>
       </w:pPr>
       <w:r>
         <w:t>PHẦN 3. CHIA ĐỘNG TỪ TRONG NGOẶC (10 điểm)</w:t>
       </w:r>
     </w:p>
     <w:p>
-      <w:r>
+      <w:pPr>
+        <w:keepNext/>
+        <w:spacing w:before="120" w:after="60"/>
+        <w:rPr>
+          <w:color w:val="000000"/>
+        </w:rPr>
+      </w:pPr>
+      <w:r>
+        <w:rPr>
+          <w:color w:val="000000"/>
+        </w:rPr>
         <w:t>1. She may ______ (come) later.</w:t>
       </w:r>
     </w:p>
     <w:p>
-      <w:r>
+      <w:pPr>
+        <w:keepNext/>
+        <w:spacing w:before="120" w:after="60"/>
+        <w:rPr>
+          <w:color w:val="000000"/>
+        </w:rPr>
+      </w:pPr>
+      <w:r>
+        <w:rPr>
+          <w:color w:val="000000"/>
+        </w:rPr>
         <w:t>2. It might ______ (rain) tonight.</w:t>
       </w:r>
     </w:p>
     <w:p>
-      <w:r>
+      <w:pPr>
+        <w:keepNext/>
+        <w:spacing w:before="120" w:after="60"/>
+        <w:rPr>
+          <w:color w:val="000000"/>
+        </w:rPr>
+      </w:pPr>
+      <w:r>
+        <w:rPr>
+          <w:color w:val="000000"/>
+        </w:rPr>
         <w:t>3. He may not ______ (know) the answer.</w:t>
       </w:r>
     </w:p>
     <w:p>
-      <w:r>
+      <w:pPr>
+        <w:keepNext/>
+        <w:spacing w:before="120" w:after="60"/>
+        <w:rPr>
+          <w:color w:val="000000"/>
+        </w:rPr>
+      </w:pPr>
+      <w:r>
+        <w:rPr>
+          <w:color w:val="000000"/>
+        </w:rPr>
         <w:t>4. They might ______ (be) busy.</w:t>
       </w:r>
     </w:p>
     <w:p>
-      <w:r>
+      <w:pPr>
+        <w:keepNext/>
+        <w:spacing w:before="120" w:after="60"/>
+        <w:rPr>
+          <w:color w:val="000000"/>
+        </w:rPr>
+      </w:pPr>
+      <w:r>
+        <w:rPr>
+          <w:color w:val="000000"/>
+        </w:rPr>
         <w:t>5. Lan may be ______ (study) now.</w:t>
       </w:r>
     </w:p>
     <w:p>
-      <w:r>
+      <w:pPr>
+        <w:keepNext/>
+        <w:spacing w:before="120" w:after="60"/>
+        <w:rPr>
+          <w:color w:val="000000"/>
+        </w:rPr>
+      </w:pPr>
+      <w:r>
+        <w:rPr>
+          <w:color w:val="000000"/>
+        </w:rPr>
         <w:t>6. May I ______ (sit) here?</w:t>
       </w:r>
     </w:p>
     <w:p>
-      <w:r>
+      <w:pPr>
+        <w:keepNext/>
+        <w:spacing w:before="120" w:after="60"/>
+        <w:rPr>
+          <w:color w:val="000000"/>
+        </w:rPr>
+      </w:pPr>
+      <w:r>
+        <w:rPr>
+          <w:color w:val="000000"/>
+        </w:rPr>
         <w:t>7. You may ______ (leave) early.</w:t>
       </w:r>
     </w:p>
     <w:p>
-      <w:r>
+      <w:pPr>
+        <w:keepNext/>
+        <w:spacing w:before="120" w:after="60"/>
+        <w:rPr>
+          <w:color w:val="000000"/>
+        </w:rPr>
+      </w:pPr>
+      <w:r>
+        <w:rPr>
+          <w:color w:val="000000"/>
+        </w:rPr>
         <w:t>8. We might not ______ (finish) today.</w:t>
       </w:r>
     </w:p>
     <w:p>
-      <w:r>
+      <w:pPr>
+        <w:keepNext/>
+        <w:spacing w:before="120" w:after="60"/>
+        <w:rPr>
+          <w:color w:val="000000"/>
+        </w:rPr>
+      </w:pPr>
+      <w:r>
+        <w:rPr>
+          <w:color w:val="000000"/>
+        </w:rPr>
         <w:t>9. He may have ______ (forget) the address.</w:t>
       </w:r>
     </w:p>
     <w:p>
-      <w:r>
+      <w:pPr>
+        <w:keepNext/>
+        <w:spacing w:before="120" w:after="60"/>
+        <w:rPr>
+          <w:color w:val="000000"/>
+        </w:rPr>
+      </w:pPr>
+      <w:r>
+        <w:rPr>
+          <w:color w:val="000000"/>
+        </w:rPr>
         <w:t>10. They might have ______ (take) the wrong train.</w:t>
       </w:r>
     </w:p>
     <w:p>
       <w:pPr>
         <w:pStyle w:val="Heading1"/>
+        <w:spacing w:before="240"/>
       </w:pPr>
       <w:r>
         <w:t>PHẦN 4. CHUYỂN SANG CÂU PHỦ ĐỊNH (10 điểm)</w:t>
       </w:r>
     </w:p>
     <w:p>
-      <w:r>
+      <w:pPr>
+        <w:keepNext/>
+        <w:spacing w:before="120" w:after="60"/>
+        <w:rPr>
+          <w:color w:val="000000"/>
+        </w:rPr>
+      </w:pPr>
+      <w:r>
+        <w:rPr>
+          <w:color w:val="000000"/>
+        </w:rPr>
         <w:t>1. She may come tonight. → ______________________________</w:t>
       </w:r>
     </w:p>
     <w:p>
-      <w:r>
+      <w:pPr>
+        <w:keepNext/>
+        <w:spacing w:before="120" w:after="60"/>
+        <w:rPr>
+          <w:color w:val="000000"/>
+        </w:rPr>
+      </w:pPr>
+      <w:r>
+        <w:rPr>
+          <w:color w:val="000000"/>
+        </w:rPr>
         <w:t>2. It might rain tomorrow. → ______________________________</w:t>
       </w:r>
     </w:p>
     <w:p>
-      <w:r>
+      <w:pPr>
+        <w:keepNext/>
+        <w:spacing w:before="120" w:after="60"/>
+        <w:rPr>
+          <w:color w:val="000000"/>
+        </w:rPr>
+      </w:pPr>
+      <w:r>
+        <w:rPr>
+          <w:color w:val="000000"/>
+        </w:rPr>
         <w:t>3. He may know the answer. → ______________________________</w:t>
       </w:r>
     </w:p>
     <w:p>
-      <w:r>
+      <w:pPr>
+        <w:keepNext/>
+        <w:spacing w:before="120" w:after="60"/>
+        <w:rPr>
+          <w:color w:val="000000"/>
+        </w:rPr>
+      </w:pPr>
+      <w:r>
+        <w:rPr>
+          <w:color w:val="000000"/>
+        </w:rPr>
         <w:t>4. They might be at home. → ______________________________</w:t>
       </w:r>
     </w:p>
     <w:p>
-      <w:r>
+      <w:pPr>
+        <w:keepNext/>
+        <w:spacing w:before="120" w:after="60"/>
+        <w:rPr>
+          <w:color w:val="000000"/>
+        </w:rPr>
+      </w:pPr>
+      <w:r>
+        <w:rPr>
+          <w:color w:val="000000"/>
+        </w:rPr>
         <w:t>5. Lan may join the team. → ______________________________</w:t>
       </w:r>
     </w:p>
     <w:p>
-      <w:r>
+      <w:pPr>
+        <w:keepNext/>
+        <w:spacing w:before="120" w:after="60"/>
+        <w:rPr>
+          <w:color w:val="000000"/>
+        </w:rPr>
+      </w:pPr>
+      <w:r>
+        <w:rPr>
+          <w:color w:val="000000"/>
+        </w:rPr>
         <w:t>6. We might finish early. → ______________________________</w:t>
       </w:r>
     </w:p>
     <w:p>
-      <w:r>
+      <w:pPr>
+        <w:keepNext/>
+        <w:spacing w:before="120" w:after="60"/>
+        <w:rPr>
+          <w:color w:val="000000"/>
+        </w:rPr>
+      </w:pPr>
+      <w:r>
+        <w:rPr>
+          <w:color w:val="000000"/>
+        </w:rPr>
         <w:t>7. Nam may be sleeping. → ______________________________</w:t>
       </w:r>
     </w:p>
     <w:p>
-      <w:r>
+      <w:pPr>
+        <w:keepNext/>
+        <w:spacing w:before="120" w:after="60"/>
+        <w:rPr>
+          <w:color w:val="000000"/>
+        </w:rPr>
+      </w:pPr>
+      <w:r>
+        <w:rPr>
+          <w:color w:val="000000"/>
+        </w:rPr>
         <w:t>8. She might have seen the message. → ______________________________</w:t>
       </w:r>
     </w:p>
     <w:p>
-      <w:r>
+      <w:pPr>
+        <w:keepNext/>
+        <w:spacing w:before="120" w:after="60"/>
+        <w:rPr>
+          <w:color w:val="000000"/>
+        </w:rPr>
+      </w:pPr>
+      <w:r>
+        <w:rPr>
+          <w:color w:val="000000"/>
+        </w:rPr>
         <w:t>9. You may enter this room. → ______________________________</w:t>
       </w:r>
     </w:p>
     <w:p>
-      <w:r>
+      <w:pPr>
+        <w:keepNext/>
+        <w:spacing w:before="120" w:after="60"/>
+        <w:rPr>
+          <w:color w:val="000000"/>
+        </w:rPr>
+      </w:pPr>
+      <w:r>
+        <w:rPr>
+          <w:color w:val="000000"/>
+        </w:rPr>
         <w:t>10. The shop may open today. → ______________________________</w:t>
       </w:r>
     </w:p>
     <w:p>
       <w:pPr>
         <w:pStyle w:val="Heading1"/>
+        <w:spacing w:before="240"/>
       </w:pPr>
       <w:r>
         <w:t>PHẦN 5. HOÀN THÀNH VỚI MAY/MIGHT + BE (10 điểm)</w:t>
       </w:r>
     </w:p>
     <w:p>
-      <w:r>
+      <w:pPr>
+        <w:keepNext/>
+        <w:spacing w:before="120" w:after="60"/>
+        <w:rPr>
+          <w:color w:val="000000"/>
+        </w:rPr>
+      </w:pPr>
+      <w:r>
+        <w:rPr>
+          <w:color w:val="000000"/>
+        </w:rPr>
         <w:t>1. He ______ tired after the trip.</w:t>
       </w:r>
     </w:p>
     <w:p>
-      <w:r>
+      <w:pPr>
+        <w:keepNext/>
+        <w:spacing w:before="120" w:after="60"/>
+        <w:rPr>
+          <w:color w:val="000000"/>
+        </w:rPr>
+      </w:pPr>
+      <w:r>
+        <w:rPr>
+          <w:color w:val="000000"/>
+        </w:rPr>
         <w:t>2. Lan ______ at the library.</w:t>
       </w:r>
     </w:p>
     <w:p>
-      <w:r>
+      <w:pPr>
+        <w:keepNext/>
+        <w:spacing w:before="120" w:after="60"/>
+        <w:rPr>
+          <w:color w:val="000000"/>
+        </w:rPr>
+      </w:pPr>
+      <w:r>
+        <w:rPr>
+          <w:color w:val="000000"/>
+        </w:rPr>
         <w:t>3. They ______ waiting for us.</w:t>
       </w:r>
     </w:p>
     <w:p>
-      <w:r>
+      <w:pPr>
+        <w:keepNext/>
+        <w:spacing w:before="120" w:after="60"/>
+        <w:rPr>
+          <w:color w:val="000000"/>
+        </w:rPr>
+      </w:pPr>
+      <w:r>
+        <w:rPr>
+          <w:color w:val="000000"/>
+        </w:rPr>
         <w:t>4. The answer ______ correct.</w:t>
       </w:r>
     </w:p>
     <w:p>
-      <w:r>
+      <w:pPr>
+        <w:keepNext/>
+        <w:spacing w:before="120" w:after="60"/>
+        <w:rPr>
+          <w:color w:val="000000"/>
+        </w:rPr>
+      </w:pPr>
+      <w:r>
+        <w:rPr>
+          <w:color w:val="000000"/>
+        </w:rPr>
         <w:t>5. Nam ______ our new teacher.</w:t>
       </w:r>
     </w:p>
     <w:p>
-      <w:r>
+      <w:pPr>
+        <w:keepNext/>
+        <w:spacing w:before="120" w:after="60"/>
+        <w:rPr>
+          <w:color w:val="000000"/>
+        </w:rPr>
+      </w:pPr>
+      <w:r>
+        <w:rPr>
+          <w:color w:val="000000"/>
+        </w:rPr>
         <w:t>6. She ______ working from home today.</w:t>
       </w:r>
     </w:p>
     <w:p>
-      <w:r>
+      <w:pPr>
+        <w:keepNext/>
+        <w:spacing w:before="120" w:after="60"/>
+        <w:rPr>
+          <w:color w:val="000000"/>
+        </w:rPr>
+      </w:pPr>
+      <w:r>
+        <w:rPr>
+          <w:color w:val="000000"/>
+        </w:rPr>
         <w:t>7. This road ______ dangerous at night.</w:t>
       </w:r>
     </w:p>
     <w:p>
-      <w:r>
+      <w:pPr>
+        <w:keepNext/>
+        <w:spacing w:before="120" w:after="60"/>
+        <w:rPr>
+          <w:color w:val="000000"/>
+        </w:rPr>
+      </w:pPr>
+      <w:r>
+        <w:rPr>
+          <w:color w:val="000000"/>
+        </w:rPr>
         <w:t>8. Your keys ______ in the kitchen.</w:t>
       </w:r>
     </w:p>
     <w:p>
-      <w:r>
+      <w:pPr>
+        <w:keepNext/>
+        <w:spacing w:before="120" w:after="60"/>
+        <w:rPr>
+          <w:color w:val="000000"/>
+        </w:rPr>
+      </w:pPr>
+      <w:r>
+        <w:rPr>
+          <w:color w:val="000000"/>
+        </w:rPr>
         <w:t>9. The children ______ asleep.</w:t>
       </w:r>
     </w:p>
     <w:p>
-      <w:r>
+      <w:pPr>
+        <w:keepNext/>
+        <w:spacing w:before="120" w:after="60"/>
+        <w:rPr>
+          <w:color w:val="000000"/>
+        </w:rPr>
+      </w:pPr>
+      <w:r>
+        <w:rPr>
+          <w:color w:val="000000"/>
+        </w:rPr>
         <w:t>10. It ______ too late to call her.</w:t>
       </w:r>
     </w:p>
     <w:p>
       <w:pPr>
         <w:pStyle w:val="Heading1"/>
+        <w:spacing w:before="240"/>
       </w:pPr>
       <w:r>
         <w:t>PHẦN 6. VIẾT LẠI CÂU VỚI MAY / MIGHT (10 điểm)</w:t>
       </w:r>
     </w:p>
     <w:p>
-      <w:r>
+      <w:pPr>
+        <w:keepNext/>
+        <w:spacing w:before="120" w:after="60"/>
+        <w:rPr>
+          <w:color w:val="000000"/>
+        </w:rPr>
+      </w:pPr>
+      <w:r>
+        <w:rPr>
+          <w:color w:val="000000"/>
+        </w:rPr>
         <w:t>1. Perhaps Lan is at home. → ______________________________</w:t>
       </w:r>
     </w:p>
     <w:p>
-      <w:r>
+      <w:pPr>
+        <w:keepNext/>
+        <w:spacing w:before="120" w:after="60"/>
+        <w:rPr>
+          <w:color w:val="000000"/>
+        </w:rPr>
+      </w:pPr>
+      <w:r>
+        <w:rPr>
+          <w:color w:val="000000"/>
+        </w:rPr>
         <w:t>2. Perhaps it will rain tonight. → ______________________________</w:t>
       </w:r>
     </w:p>
     <w:p>
-      <w:r>
+      <w:pPr>
+        <w:keepNext/>
+        <w:spacing w:before="120" w:after="60"/>
+        <w:rPr>
+          <w:color w:val="000000"/>
+        </w:rPr>
+      </w:pPr>
+      <w:r>
+        <w:rPr>
+          <w:color w:val="000000"/>
+        </w:rPr>
         <w:t>3. Maybe Nam knows the answer. → ______________________________</w:t>
       </w:r>
     </w:p>
     <w:p>
-      <w:r>
+      <w:pPr>
+        <w:keepNext/>
+        <w:spacing w:before="120" w:after="60"/>
+        <w:rPr>
+          <w:color w:val="000000"/>
+        </w:rPr>
+      </w:pPr>
+      <w:r>
+        <w:rPr>
+          <w:color w:val="000000"/>
+        </w:rPr>
         <w:t>4. Perhaps they are working late. → ______________________________</w:t>
       </w:r>
     </w:p>
     <w:p>
-      <w:r>
+      <w:pPr>
+        <w:keepNext/>
+        <w:spacing w:before="120" w:after="60"/>
+        <w:rPr>
+          <w:color w:val="000000"/>
+        </w:rPr>
+      </w:pPr>
+      <w:r>
+        <w:rPr>
+          <w:color w:val="000000"/>
+        </w:rPr>
         <w:t>5. It is possible that she will join us. → ______________________________</w:t>
       </w:r>
     </w:p>
     <w:p>
-      <w:r>
+      <w:pPr>
+        <w:keepNext/>
+        <w:spacing w:before="120" w:after="60"/>
+        <w:rPr>
+          <w:color w:val="000000"/>
+        </w:rPr>
+      </w:pPr>
+      <w:r>
+        <w:rPr>
+          <w:color w:val="000000"/>
+        </w:rPr>
         <w:t>6. Perhaps he forgot the meeting. → ______________________________</w:t>
       </w:r>
     </w:p>
     <w:p>
-      <w:r>
+      <w:pPr>
+        <w:keepNext/>
+        <w:spacing w:before="120" w:after="60"/>
+        <w:rPr>
+          <w:color w:val="000000"/>
+        </w:rPr>
+      </w:pPr>
+      <w:r>
+        <w:rPr>
+          <w:color w:val="000000"/>
+        </w:rPr>
         <w:t>7. Maybe they took the wrong bus. → ______________________________</w:t>
       </w:r>
     </w:p>
     <w:p>
-      <w:r>
+      <w:pPr>
+        <w:keepNext/>
+        <w:spacing w:before="120" w:after="60"/>
+        <w:rPr>
+          <w:color w:val="000000"/>
+        </w:rPr>
+      </w:pPr>
+      <w:r>
+        <w:rPr>
+          <w:color w:val="000000"/>
+        </w:rPr>
         <w:t>8. It is possible that we will finish early. → ______________________________</w:t>
       </w:r>
     </w:p>
     <w:p>
-      <w:r>
+      <w:pPr>
+        <w:keepNext/>
+        <w:spacing w:before="120" w:after="60"/>
+        <w:rPr>
+          <w:color w:val="000000"/>
+        </w:rPr>
+      </w:pPr>
+      <w:r>
+        <w:rPr>
+          <w:color w:val="000000"/>
+        </w:rPr>
         <w:t>9. Perhaps the shop is closed. → ______________________________</w:t>
       </w:r>
     </w:p>
     <w:p>
-      <w:r>
+      <w:pPr>
+        <w:keepNext/>
+        <w:spacing w:before="120" w:after="60"/>
+        <w:rPr>
+          <w:color w:val="000000"/>
+        </w:rPr>
+      </w:pPr>
+      <w:r>
+        <w:rPr>
+          <w:color w:val="000000"/>
+        </w:rPr>
         <w:t>10. Maybe she did not receive my email. → ______________________________</w:t>
       </w:r>
     </w:p>
     <w:p>
       <w:pPr>
         <w:pStyle w:val="Heading1"/>
+        <w:spacing w:before="240"/>
       </w:pPr>
       <w:r>
         <w:t>PHẦN 7. SỬA LỖI SAI (10 điểm)</w:t>
       </w:r>
     </w:p>
     <w:p>
-      <w:r>
+      <w:pPr>
+        <w:keepNext/>
+        <w:spacing w:before="120" w:after="60"/>
+        <w:rPr>
+          <w:color w:val="000000"/>
+        </w:rPr>
+      </w:pPr>
+      <w:r>
+        <w:rPr>
+          <w:color w:val="000000"/>
+        </w:rPr>
         <w:t>1. She may comes later. → ______________________________</w:t>
       </w:r>
     </w:p>
     <w:p>
-      <w:r>
+      <w:pPr>
+        <w:keepNext/>
+        <w:spacing w:before="120" w:after="60"/>
+        <w:rPr>
+          <w:color w:val="000000"/>
+        </w:rPr>
+      </w:pPr>
+      <w:r>
+        <w:rPr>
+          <w:color w:val="000000"/>
+        </w:rPr>
         <w:t>2. It might to rain. → ______________________________</w:t>
       </w:r>
     </w:p>
     <w:p>
-      <w:r>
+      <w:pPr>
+        <w:keepNext/>
+        <w:spacing w:before="120" w:after="60"/>
+        <w:rPr>
+          <w:color w:val="000000"/>
+        </w:rPr>
+      </w:pPr>
+      <w:r>
+        <w:rPr>
+          <w:color w:val="000000"/>
+        </w:rPr>
         <w:t>3. He may tired. → ______________________________</w:t>
       </w:r>
     </w:p>
     <w:p>
-      <w:r>
+      <w:pPr>
+        <w:keepNext/>
+        <w:spacing w:before="120" w:after="60"/>
+        <w:rPr>
+          <w:color w:val="000000"/>
+        </w:rPr>
+      </w:pPr>
+      <w:r>
+        <w:rPr>
+          <w:color w:val="000000"/>
+        </w:rPr>
         <w:t>4. They might not arrives. → ______________________________</w:t>
       </w:r>
     </w:p>
     <w:p>
-      <w:r>
+      <w:pPr>
+        <w:keepNext/>
+        <w:spacing w:before="120" w:after="60"/>
+        <w:rPr>
+          <w:color w:val="000000"/>
+        </w:rPr>
+      </w:pPr>
+      <w:r>
+        <w:rPr>
+          <w:color w:val="000000"/>
+        </w:rPr>
         <w:t>5. May I to sit here? → ______________________________</w:t>
       </w:r>
     </w:p>
     <w:p>
-      <w:r>
+      <w:pPr>
+        <w:keepNext/>
+        <w:spacing w:before="120" w:after="60"/>
+        <w:rPr>
+          <w:color w:val="000000"/>
+        </w:rPr>
+      </w:pPr>
+      <w:r>
+        <w:rPr>
+          <w:color w:val="000000"/>
+        </w:rPr>
         <w:t>6. She may is at work. → ______________________________</w:t>
       </w:r>
     </w:p>
     <w:p>
-      <w:r>
+      <w:pPr>
+        <w:keepNext/>
+        <w:spacing w:before="120" w:after="60"/>
+        <w:rPr>
+          <w:color w:val="000000"/>
+        </w:rPr>
+      </w:pPr>
+      <w:r>
+        <w:rPr>
+          <w:color w:val="000000"/>
+        </w:rPr>
         <w:t>7. Lan might studying now. → ______________________________</w:t>
       </w:r>
     </w:p>
     <w:p>
-      <w:r>
+      <w:pPr>
+        <w:keepNext/>
+        <w:spacing w:before="120" w:after="60"/>
+        <w:rPr>
+          <w:color w:val="000000"/>
+        </w:rPr>
+      </w:pPr>
+      <w:r>
+        <w:rPr>
+          <w:color w:val="000000"/>
+        </w:rPr>
         <w:t>8. He may has forgotten. → ______________________________</w:t>
       </w:r>
     </w:p>
     <w:p>
-      <w:r>
+      <w:pPr>
+        <w:keepNext/>
+        <w:spacing w:before="120" w:after="60"/>
+        <w:rPr>
+          <w:color w:val="000000"/>
+        </w:rPr>
+      </w:pPr>
+      <w:r>
+        <w:rPr>
+          <w:color w:val="000000"/>
+        </w:rPr>
         <w:t>9. They might have took the bus. → ______________________________</w:t>
       </w:r>
     </w:p>
     <w:p>
-      <w:r>
+      <w:pPr>
+        <w:keepNext/>
+        <w:spacing w:before="120" w:after="60"/>
+        <w:rPr>
+          <w:color w:val="000000"/>
+        </w:rPr>
+      </w:pPr>
+      <w:r>
+        <w:rPr>
+          <w:color w:val="000000"/>
+        </w:rPr>
         <w:t>10. Does she may come tonight? → ______________________________</w:t>
       </w:r>
     </w:p>
     <w:p>
       <w:pPr>
         <w:pStyle w:val="Heading1"/>
+        <w:spacing w:before="240"/>
       </w:pPr>
       <w:r>
         <w:t>PHẦN 8. DỊCH SANG TIẾNG ANH (10 điểm)</w:t>
       </w:r>
     </w:p>
     <w:p>
-      <w:r>
+      <w:pPr>
+        <w:keepNext/>
+        <w:spacing w:before="120" w:after="60"/>
+        <w:rPr>
+          <w:color w:val="000000"/>
+        </w:rPr>
+      </w:pPr>
+      <w:r>
+        <w:rPr>
+          <w:color w:val="000000"/>
+        </w:rPr>
         <w:t>1. Chiều nay trời có thể mưa.</w:t>
       </w:r>
     </w:p>
     <w:p>
-      <w:r>
+      <w:pPr>
+        <w:keepNext/>
+        <w:spacing w:before="120" w:after="60"/>
+        <w:rPr>
+          <w:color w:val="000000"/>
+        </w:rPr>
+      </w:pPr>
+      <w:r>
+        <w:rPr>
+          <w:color w:val="000000"/>
+        </w:rPr>
         <w:t>2. Cô ấy có thể tham gia cùng chúng ta.</w:t>
       </w:r>
     </w:p>
     <w:p>
-      <w:r>
+      <w:pPr>
+        <w:keepNext/>
+        <w:spacing w:before="120" w:after="60"/>
+        <w:rPr>
+          <w:color w:val="000000"/>
+        </w:rPr>
+      </w:pPr>
+      <w:r>
+        <w:rPr>
+          <w:color w:val="000000"/>
+        </w:rPr>
         <w:t>3. Tôi có thể vào không?</w:t>
       </w:r>
     </w:p>
     <w:p>
-      <w:r>
+      <w:pPr>
+        <w:keepNext/>
+        <w:spacing w:before="120" w:after="60"/>
+        <w:rPr>
+          <w:color w:val="000000"/>
+        </w:rPr>
+      </w:pPr>
+      <w:r>
+        <w:rPr>
+          <w:color w:val="000000"/>
+        </w:rPr>
         <w:t>4. Bạn có thể bắt đầu ngay bây giờ.</w:t>
       </w:r>
     </w:p>
     <w:p>
-      <w:r>
+      <w:pPr>
+        <w:keepNext/>
+        <w:spacing w:before="120" w:after="60"/>
+        <w:rPr>
+          <w:color w:val="000000"/>
+        </w:rPr>
+      </w:pPr>
+      <w:r>
+        <w:rPr>
+          <w:color w:val="000000"/>
+        </w:rPr>
         <w:t>5. Anh ấy có thể đang bận.</w:t>
       </w:r>
     </w:p>
     <w:p>
-      <w:r>
+      <w:pPr>
+        <w:keepNext/>
+        <w:spacing w:before="120" w:after="60"/>
+        <w:rPr>
+          <w:color w:val="000000"/>
+        </w:rPr>
+      </w:pPr>
+      <w:r>
+        <w:rPr>
+          <w:color w:val="000000"/>
+        </w:rPr>
         <w:t>6. Họ có thể không đến đúng giờ.</w:t>
       </w:r>
     </w:p>
     <w:p>
-      <w:r>
+      <w:pPr>
+        <w:keepNext/>
+        <w:spacing w:before="120" w:after="60"/>
+        <w:rPr>
+          <w:color w:val="000000"/>
+        </w:rPr>
+      </w:pPr>
+      <w:r>
+        <w:rPr>
+          <w:color w:val="000000"/>
+        </w:rPr>
         <w:t>7. Chúc bạn có một chuyến đi an toàn!</w:t>
       </w:r>
     </w:p>
     <w:p>
-      <w:r>
+      <w:pPr>
+        <w:keepNext/>
+        <w:spacing w:before="120" w:after="60"/>
+        <w:rPr>
+          <w:color w:val="000000"/>
+        </w:rPr>
+      </w:pPr>
+      <w:r>
+        <w:rPr>
+          <w:color w:val="000000"/>
+        </w:rPr>
         <w:t>8. Lan có thể đang học.</w:t>
       </w:r>
     </w:p>
     <w:p>
-      <w:r>
+      <w:pPr>
+        <w:keepNext/>
+        <w:spacing w:before="120" w:after="60"/>
+        <w:rPr>
+          <w:color w:val="000000"/>
+        </w:rPr>
+      </w:pPr>
+      <w:r>
+        <w:rPr>
+          <w:color w:val="000000"/>
+        </w:rPr>
         <w:t>9. Anh ấy có thể đã quên cuộc họp.</w:t>
       </w:r>
     </w:p>
     <w:p>
-      <w:r>
+      <w:pPr>
+        <w:keepNext/>
+        <w:spacing w:before="120" w:after="60"/>
+        <w:rPr>
+          <w:color w:val="000000"/>
+        </w:rPr>
+      </w:pPr>
+      <w:r>
+        <w:rPr>
+          <w:color w:val="000000"/>
+        </w:rPr>
         <w:t>10. Họ có thể đã không nhận được email.</w:t>
       </w:r>
     </w:p>
     <w:p>
       <w:pPr>
         <w:pStyle w:val="Heading1"/>
+        <w:spacing w:before="240"/>
       </w:pPr>
       <w:r>
         <w:t>PHẦN 9. ĐỌC HIỂU (10 điểm)</w:t>
       </w:r>
     </w:p>
     <w:p>
-      <w:r>
+      <w:pPr>
+        <w:rPr>
+          <w:color w:val="000000"/>
+        </w:rPr>
+      </w:pPr>
+      <w:r>
+        <w:rPr>
+          <w:color w:val="000000"/>
+        </w:rPr>
         <w:t>Đọc đoạn văn:</w:t>
       </w:r>
     </w:p>
     <w:p>
-      <w:r>
+      <w:pPr>
+        <w:rPr>
+          <w:color w:val="000000"/>
+        </w:rPr>
+      </w:pPr>
+      <w:r>
+        <w:rPr>
+          <w:color w:val="000000"/>
+        </w:rPr>
         <w:t>The school picnic is planned for Saturday, but the weather may change. It might rain in the morning, so students may need raincoats. The teachers say the picnic may be moved to Sunday if the rain is heavy. Some students might not be able to come on Sunday. Mai cannot find her permission form; she may have left it at home. She asks, “May I bring it tomorrow?” Her teacher says, “Yes, you may.”</w:t>
       </w:r>
     </w:p>
     <w:p>
-      <w:r>
+      <w:pPr>
+        <w:rPr>
+          <w:color w:val="000000"/>
+        </w:rPr>
+      </w:pPr>
+      <w:r>
+        <w:rPr>
+          <w:color w:val="000000"/>
+        </w:rPr>
         <w:t>Trả lời câu hỏi:</w:t>
       </w:r>
     </w:p>
     <w:p>
-      <w:r>
+      <w:pPr>
+        <w:keepNext/>
+        <w:spacing w:before="120" w:after="60"/>
+        <w:rPr>
+          <w:color w:val="000000"/>
+        </w:rPr>
+      </w:pPr>
+      <w:r>
+        <w:rPr>
+          <w:color w:val="000000"/>
+        </w:rPr>
         <w:t>1. When is the picnic planned?</w:t>
       </w:r>
     </w:p>
     <w:p>
-      <w:r>
+      <w:pPr>
+        <w:keepNext/>
+        <w:spacing w:before="120" w:after="60"/>
+        <w:rPr>
+          <w:color w:val="000000"/>
+        </w:rPr>
+      </w:pPr>
+      <w:r>
+        <w:rPr>
+          <w:color w:val="000000"/>
+        </w:rPr>
         <w:t>2. What might happen in the morning?</w:t>
       </w:r>
     </w:p>
     <w:p>
-      <w:r>
+      <w:pPr>
+        <w:keepNext/>
+        <w:spacing w:before="120" w:after="60"/>
+        <w:rPr>
+          <w:color w:val="000000"/>
+        </w:rPr>
+      </w:pPr>
+      <w:r>
+        <w:rPr>
+          <w:color w:val="000000"/>
+        </w:rPr>
         <w:t>3. What may students need?</w:t>
       </w:r>
     </w:p>
     <w:p>
-      <w:r>
+      <w:pPr>
+        <w:keepNext/>
+        <w:spacing w:before="120" w:after="60"/>
+        <w:rPr>
+          <w:color w:val="000000"/>
+        </w:rPr>
+      </w:pPr>
+      <w:r>
+        <w:rPr>
+          <w:color w:val="000000"/>
+        </w:rPr>
         <w:t>4. When may the picnic be moved to?</w:t>
       </w:r>
     </w:p>
     <w:p>
-      <w:r>
+      <w:pPr>
+        <w:keepNext/>
+        <w:spacing w:before="120" w:after="60"/>
+        <w:rPr>
+          <w:color w:val="000000"/>
+        </w:rPr>
+      </w:pPr>
+      <w:r>
+        <w:rPr>
+          <w:color w:val="000000"/>
+        </w:rPr>
         <w:t>5. Under what condition will it be moved?</w:t>
       </w:r>
     </w:p>
     <w:p>
-      <w:r>
+      <w:pPr>
+        <w:keepNext/>
+        <w:spacing w:before="120" w:after="60"/>
+        <w:rPr>
+          <w:color w:val="000000"/>
+        </w:rPr>
+      </w:pPr>
+      <w:r>
+        <w:rPr>
+          <w:color w:val="000000"/>
+        </w:rPr>
         <w:t>6. Can all students definitely come on Sunday?</w:t>
       </w:r>
     </w:p>
     <w:p>
-      <w:r>
+      <w:pPr>
+        <w:keepNext/>
+        <w:spacing w:before="120" w:after="60"/>
+        <w:rPr>
+          <w:color w:val="000000"/>
+        </w:rPr>
+      </w:pPr>
+      <w:r>
+        <w:rPr>
+          <w:color w:val="000000"/>
+        </w:rPr>
         <w:t>7. What can't Mai find?</w:t>
       </w:r>
     </w:p>
     <w:p>
-      <w:r>
+      <w:pPr>
+        <w:keepNext/>
+        <w:spacing w:before="120" w:after="60"/>
+        <w:rPr>
+          <w:color w:val="000000"/>
+        </w:rPr>
+      </w:pPr>
+      <w:r>
+        <w:rPr>
+          <w:color w:val="000000"/>
+        </w:rPr>
         <w:t>8. Where may she have left it?</w:t>
       </w:r>
     </w:p>
     <w:p>
-      <w:r>
+      <w:pPr>
+        <w:keepNext/>
+        <w:spacing w:before="120" w:after="60"/>
+        <w:rPr>
+          <w:color w:val="000000"/>
+        </w:rPr>
+      </w:pPr>
+      <w:r>
+        <w:rPr>
+          <w:color w:val="000000"/>
+        </w:rPr>
         <w:t>9. What permission does she ask for?</w:t>
       </w:r>
     </w:p>
     <w:p>
-      <w:r>
+      <w:pPr>
+        <w:keepNext/>
+        <w:spacing w:before="120" w:after="60"/>
+        <w:rPr>
+          <w:color w:val="000000"/>
+        </w:rPr>
+      </w:pPr>
+      <w:r>
+        <w:rPr>
+          <w:color w:val="000000"/>
+        </w:rPr>
         <w:t>10. Does the teacher give permission?</w:t>
       </w:r>
     </w:p>
     <w:p>
       <w:pPr>
         <w:pStyle w:val="Heading1"/>
+        <w:spacing w:before="240"/>
       </w:pPr>
       <w:r>
         <w:t>PHẦN 10. VIẾT CÂU HOÀN CHỈNH (10 điểm)</w:t>
       </w:r>
     </w:p>
     <w:p>
-      <w:r>
+      <w:pPr>
+        <w:keepNext/>
+        <w:spacing w:before="120" w:after="60"/>
+        <w:rPr>
+          <w:color w:val="000000"/>
+        </w:rPr>
+      </w:pPr>
+      <w:r>
+        <w:rPr>
+          <w:color w:val="000000"/>
+        </w:rPr>
         <w:t>1. it / may / rain / later → ______________________________</w:t>
       </w:r>
     </w:p>
     <w:p>
-      <w:r>
+      <w:pPr>
+        <w:keepNext/>
+        <w:spacing w:before="120" w:after="60"/>
+        <w:rPr>
+          <w:color w:val="000000"/>
+        </w:rPr>
+      </w:pPr>
+      <w:r>
+        <w:rPr>
+          <w:color w:val="000000"/>
+        </w:rPr>
         <w:t>2. she / might / join / us → ______________________________</w:t>
       </w:r>
     </w:p>
     <w:p>
-      <w:r>
+      <w:pPr>
+        <w:keepNext/>
+        <w:spacing w:before="120" w:after="60"/>
+        <w:rPr>
+          <w:color w:val="000000"/>
+        </w:rPr>
+      </w:pPr>
+      <w:r>
+        <w:rPr>
+          <w:color w:val="000000"/>
+        </w:rPr>
         <w:t>3. may / I / come in / ? → ______________________________</w:t>
       </w:r>
     </w:p>
     <w:p>
-      <w:r>
+      <w:pPr>
+        <w:keepNext/>
+        <w:spacing w:before="120" w:after="60"/>
+        <w:rPr>
+          <w:color w:val="000000"/>
+        </w:rPr>
+      </w:pPr>
+      <w:r>
+        <w:rPr>
+          <w:color w:val="000000"/>
+        </w:rPr>
         <w:t>4. he / may / be / tired → ______________________________</w:t>
       </w:r>
     </w:p>
     <w:p>
-      <w:r>
+      <w:pPr>
+        <w:keepNext/>
+        <w:spacing w:before="120" w:after="60"/>
+        <w:rPr>
+          <w:color w:val="000000"/>
+        </w:rPr>
+      </w:pPr>
+      <w:r>
+        <w:rPr>
+          <w:color w:val="000000"/>
+        </w:rPr>
         <w:t>5. they / might not / arrive / on time → ______________________________</w:t>
       </w:r>
     </w:p>
     <w:p>
-      <w:r>
+      <w:pPr>
+        <w:keepNext/>
+        <w:spacing w:before="120" w:after="60"/>
+        <w:rPr>
+          <w:color w:val="000000"/>
+        </w:rPr>
+      </w:pPr>
+      <w:r>
+        <w:rPr>
+          <w:color w:val="000000"/>
+        </w:rPr>
         <w:t>6. Lan / may be / study / now → ______________________________</w:t>
       </w:r>
     </w:p>
     <w:p>
-      <w:r>
+      <w:pPr>
+        <w:keepNext/>
+        <w:spacing w:before="120" w:after="60"/>
+        <w:rPr>
+          <w:color w:val="000000"/>
+        </w:rPr>
+      </w:pPr>
+      <w:r>
+        <w:rPr>
+          <w:color w:val="000000"/>
+        </w:rPr>
         <w:t>7. you / may / leave / early → ______________________________</w:t>
       </w:r>
     </w:p>
     <w:p>
-      <w:r>
+      <w:pPr>
+        <w:keepNext/>
+        <w:spacing w:before="120" w:after="60"/>
+        <w:rPr>
+          <w:color w:val="000000"/>
+        </w:rPr>
+      </w:pPr>
+      <w:r>
+        <w:rPr>
+          <w:color w:val="000000"/>
+        </w:rPr>
         <w:t>8. may / you / be / happy / ! → ______________________________</w:t>
       </w:r>
     </w:p>
     <w:p>
-      <w:r>
+      <w:pPr>
+        <w:keepNext/>
+        <w:spacing w:before="120" w:after="60"/>
+        <w:rPr>
+          <w:color w:val="000000"/>
+        </w:rPr>
+      </w:pPr>
+      <w:r>
+        <w:rPr>
+          <w:color w:val="000000"/>
+        </w:rPr>
         <w:t>9. he / might have / forget / meeting → ______________________________</w:t>
       </w:r>
     </w:p>
     <w:p>
-      <w:r>
+      <w:pPr>
+        <w:keepNext/>
+        <w:spacing w:before="120" w:after="60"/>
+        <w:rPr>
+          <w:color w:val="000000"/>
+        </w:rPr>
+      </w:pPr>
+      <w:r>
+        <w:rPr>
+          <w:color w:val="000000"/>
+        </w:rPr>
         <w:t>10. they / may not have / receive / email → ______________________________</w:t>
       </w:r>
     </w:p>
     <w:p>
       <w:pPr>
         <w:spacing w:after="160"/>
-      </w:pPr>
-      <w:r>
+        <w:rPr>
+          <w:color w:val="000000"/>
+        </w:rPr>
+      </w:pPr>
+      <w:r>
+        <w:rPr>
+          <w:color w:val="000000"/>
+        </w:rPr>
         <w:br w:type="page"/>
       </w:r>
     </w:p>
@@ -660,623 +1721,1547 @@
         <w:rPr>
           <w:rFonts w:ascii="Arial" w:hAnsi="Arial" w:cs="Arial"/>
           <w:b/>
-          <w:sz w:val="32"/>
+          <w:color w:val="000000"/>
+          <w:sz w:val="36"/>
         </w:rPr>
       </w:pPr>
       <w:r>
         <w:rPr>
           <w:rFonts w:ascii="Arial" w:hAnsi="Arial" w:cs="Arial"/>
           <w:b/>
-          <w:sz w:val="32"/>
-        </w:rPr>
+          <w:color w:val="000000"/>
+          <w:sz w:val="36"/>
+        </w:rPr>
+        <w:t>BÀI TẬP NGÀY 41 – MAY / MIGHT</w:t>
+      </w:r>
+    </w:p>
+    <w:p>
+      <w:pPr>
+        <w:pStyle w:val="Heading1"/>
+        <w:pageBreakBefore/>
+        <w:spacing w:before="0" w:after="240"/>
+      </w:pPr>
+      <w:r>
         <w:t>ĐÁP ÁN</w:t>
       </w:r>
     </w:p>
     <w:p>
       <w:pPr>
-        <w:pStyle w:val="Title"/>
+        <w:pStyle w:val="Heading1"/>
+        <w:spacing w:before="0"/>
         <w:jc w:val="center"/>
         <w:rPr>
-          <w:rFonts w:ascii="Arial" w:hAnsi="Arial" w:cs="Arial"/>
-          <w:b/>
-          <w:sz w:val="36"/>
-        </w:rPr>
-      </w:pPr>
-      <w:r>
-        <w:rPr>
-          <w:rFonts w:ascii="Arial" w:hAnsi="Arial" w:cs="Arial"/>
-          <w:b/>
-          <w:sz w:val="36"/>
-        </w:rPr>
-        <w:t>BÀI TẬP NGÀY 41 – MAY / MIGHT</w:t>
+          <w:sz w:val="30"/>
+        </w:rPr>
+      </w:pPr>
+      <w:r>
+        <w:rPr>
+          <w:sz w:val="30"/>
+        </w:rPr>
+        <w:t>PHẦN 1</w:t>
+      </w:r>
+    </w:p>
+    <w:p>
+      <w:pPr>
+        <w:spacing w:after="160"/>
+        <w:rPr>
+          <w:color w:val="000000"/>
+        </w:rPr>
+      </w:pPr>
+      <w:r>
+        <w:rPr>
+          <w:color w:val="000000"/>
+        </w:rPr>
+        <w:t>1. B</w:t>
+      </w:r>
+    </w:p>
+    <w:p>
+      <w:pPr>
+        <w:spacing w:after="160"/>
+        <w:rPr>
+          <w:color w:val="000000"/>
+        </w:rPr>
+      </w:pPr>
+      <w:r>
+        <w:rPr>
+          <w:color w:val="000000"/>
+        </w:rPr>
+        <w:t>2. A</w:t>
+      </w:r>
+    </w:p>
+    <w:p>
+      <w:pPr>
+        <w:spacing w:after="160"/>
+        <w:rPr>
+          <w:color w:val="000000"/>
+        </w:rPr>
+      </w:pPr>
+      <w:r>
+        <w:rPr>
+          <w:color w:val="000000"/>
+        </w:rPr>
+        <w:t>3. B</w:t>
+      </w:r>
+    </w:p>
+    <w:p>
+      <w:pPr>
+        <w:spacing w:after="160"/>
+        <w:rPr>
+          <w:color w:val="000000"/>
+        </w:rPr>
+      </w:pPr>
+      <w:r>
+        <w:rPr>
+          <w:color w:val="000000"/>
+        </w:rPr>
+        <w:t>4. B</w:t>
+      </w:r>
+    </w:p>
+    <w:p>
+      <w:pPr>
+        <w:spacing w:after="160"/>
+        <w:rPr>
+          <w:color w:val="000000"/>
+        </w:rPr>
+      </w:pPr>
+      <w:r>
+        <w:rPr>
+          <w:color w:val="000000"/>
+        </w:rPr>
+        <w:t>5. A</w:t>
+      </w:r>
+    </w:p>
+    <w:p>
+      <w:pPr>
+        <w:spacing w:after="160"/>
+        <w:rPr>
+          <w:color w:val="000000"/>
+        </w:rPr>
+      </w:pPr>
+      <w:r>
+        <w:rPr>
+          <w:color w:val="000000"/>
+        </w:rPr>
+        <w:t>6. A</w:t>
+      </w:r>
+    </w:p>
+    <w:p>
+      <w:pPr>
+        <w:spacing w:after="160"/>
+        <w:rPr>
+          <w:color w:val="000000"/>
+        </w:rPr>
+      </w:pPr>
+      <w:r>
+        <w:rPr>
+          <w:color w:val="000000"/>
+        </w:rPr>
+        <w:t>7. C</w:t>
+      </w:r>
+    </w:p>
+    <w:p>
+      <w:pPr>
+        <w:spacing w:after="160"/>
+        <w:rPr>
+          <w:color w:val="000000"/>
+        </w:rPr>
+      </w:pPr>
+      <w:r>
+        <w:rPr>
+          <w:color w:val="000000"/>
+        </w:rPr>
+        <w:t>8. B</w:t>
+      </w:r>
+    </w:p>
+    <w:p>
+      <w:pPr>
+        <w:spacing w:after="160"/>
+        <w:rPr>
+          <w:color w:val="000000"/>
+        </w:rPr>
+      </w:pPr>
+      <w:r>
+        <w:rPr>
+          <w:color w:val="000000"/>
+        </w:rPr>
+        <w:t>9. B</w:t>
+      </w:r>
+    </w:p>
+    <w:p>
+      <w:pPr>
+        <w:spacing w:after="160"/>
+        <w:rPr>
+          <w:color w:val="000000"/>
+        </w:rPr>
+      </w:pPr>
+      <w:r>
+        <w:rPr>
+          <w:color w:val="000000"/>
+        </w:rPr>
+        <w:t>10. A</w:t>
       </w:r>
     </w:p>
     <w:p>
       <w:pPr>
         <w:pStyle w:val="Heading1"/>
-      </w:pPr>
-      <w:r>
-        <w:t>PHẦN 1</w:t>
-      </w:r>
-    </w:p>
-    <w:p>
-      <w:r>
-        <w:t>1. B</w:t>
-      </w:r>
-    </w:p>
-    <w:p>
-      <w:r>
-        <w:t>2. A</w:t>
-      </w:r>
-    </w:p>
-    <w:p>
-      <w:r>
-        <w:t>3. B</w:t>
-      </w:r>
-    </w:p>
-    <w:p>
-      <w:r>
-        <w:t>4. B</w:t>
-      </w:r>
-    </w:p>
-    <w:p>
-      <w:r>
-        <w:t>5. A</w:t>
-      </w:r>
-    </w:p>
-    <w:p>
-      <w:r>
-        <w:t>6. A</w:t>
-      </w:r>
-    </w:p>
-    <w:p>
-      <w:r>
-        <w:t>7. C</w:t>
-      </w:r>
-    </w:p>
-    <w:p>
-      <w:r>
-        <w:t>8. B</w:t>
-      </w:r>
-    </w:p>
-    <w:p>
-      <w:r>
-        <w:t>9. B</w:t>
-      </w:r>
-    </w:p>
-    <w:p>
-      <w:r>
-        <w:t>10. A</w:t>
+        <w:spacing w:before="240"/>
+      </w:pPr>
+      <w:r>
+        <w:t>PHẦN 2</w:t>
+      </w:r>
+    </w:p>
+    <w:p>
+      <w:pPr>
+        <w:spacing w:after="160"/>
+        <w:rPr>
+          <w:color w:val="000000"/>
+        </w:rPr>
+      </w:pPr>
+      <w:r>
+        <w:rPr>
+          <w:color w:val="000000"/>
+        </w:rPr>
+        <w:t>1. may/might</w:t>
+      </w:r>
+    </w:p>
+    <w:p>
+      <w:pPr>
+        <w:spacing w:after="160"/>
+        <w:rPr>
+          <w:color w:val="000000"/>
+        </w:rPr>
+      </w:pPr>
+      <w:r>
+        <w:rPr>
+          <w:color w:val="000000"/>
+        </w:rPr>
+        <w:t>2. might</w:t>
+      </w:r>
+    </w:p>
+    <w:p>
+      <w:pPr>
+        <w:spacing w:after="160"/>
+        <w:rPr>
+          <w:color w:val="000000"/>
+        </w:rPr>
+      </w:pPr>
+      <w:r>
+        <w:rPr>
+          <w:color w:val="000000"/>
+        </w:rPr>
+        <w:t>3. May</w:t>
+      </w:r>
+    </w:p>
+    <w:p>
+      <w:pPr>
+        <w:spacing w:after="160"/>
+        <w:rPr>
+          <w:color w:val="000000"/>
+        </w:rPr>
+      </w:pPr>
+      <w:r>
+        <w:rPr>
+          <w:color w:val="000000"/>
+        </w:rPr>
+        <w:t>4. may</w:t>
+      </w:r>
+    </w:p>
+    <w:p>
+      <w:pPr>
+        <w:spacing w:after="160"/>
+        <w:rPr>
+          <w:color w:val="000000"/>
+        </w:rPr>
+      </w:pPr>
+      <w:r>
+        <w:rPr>
+          <w:color w:val="000000"/>
+        </w:rPr>
+        <w:t>5. may/might</w:t>
+      </w:r>
+    </w:p>
+    <w:p>
+      <w:pPr>
+        <w:spacing w:after="160"/>
+        <w:rPr>
+          <w:color w:val="000000"/>
+        </w:rPr>
+      </w:pPr>
+      <w:r>
+        <w:rPr>
+          <w:color w:val="000000"/>
+        </w:rPr>
+        <w:t>6. may/might</w:t>
+      </w:r>
+    </w:p>
+    <w:p>
+      <w:pPr>
+        <w:spacing w:after="160"/>
+        <w:rPr>
+          <w:color w:val="000000"/>
+        </w:rPr>
+      </w:pPr>
+      <w:r>
+        <w:rPr>
+          <w:color w:val="000000"/>
+        </w:rPr>
+        <w:t>7. May</w:t>
+      </w:r>
+    </w:p>
+    <w:p>
+      <w:pPr>
+        <w:spacing w:after="160"/>
+        <w:rPr>
+          <w:color w:val="000000"/>
+        </w:rPr>
+      </w:pPr>
+      <w:r>
+        <w:rPr>
+          <w:color w:val="000000"/>
+        </w:rPr>
+        <w:t>8. may/might</w:t>
+      </w:r>
+    </w:p>
+    <w:p>
+      <w:pPr>
+        <w:spacing w:after="160"/>
+        <w:rPr>
+          <w:color w:val="000000"/>
+        </w:rPr>
+      </w:pPr>
+      <w:r>
+        <w:rPr>
+          <w:color w:val="000000"/>
+        </w:rPr>
+        <w:t>9. might</w:t>
+      </w:r>
+    </w:p>
+    <w:p>
+      <w:pPr>
+        <w:spacing w:after="160"/>
+        <w:rPr>
+          <w:color w:val="000000"/>
+        </w:rPr>
+      </w:pPr>
+      <w:r>
+        <w:rPr>
+          <w:color w:val="000000"/>
+        </w:rPr>
+        <w:t>10. May</w:t>
       </w:r>
     </w:p>
     <w:p>
       <w:pPr>
         <w:pStyle w:val="Heading1"/>
-      </w:pPr>
-      <w:r>
-        <w:t>PHẦN 2</w:t>
-      </w:r>
-    </w:p>
-    <w:p>
-      <w:r>
-        <w:t>1. may/might</w:t>
-      </w:r>
-    </w:p>
-    <w:p>
-      <w:r>
-        <w:t>2. might</w:t>
-      </w:r>
-    </w:p>
-    <w:p>
-      <w:r>
-        <w:t>3. May</w:t>
-      </w:r>
-    </w:p>
-    <w:p>
-      <w:r>
-        <w:t>4. may</w:t>
-      </w:r>
-    </w:p>
-    <w:p>
-      <w:r>
-        <w:t>5. may/might</w:t>
-      </w:r>
-    </w:p>
-    <w:p>
-      <w:r>
-        <w:t>6. may/might</w:t>
-      </w:r>
-    </w:p>
-    <w:p>
-      <w:r>
-        <w:t>7. May</w:t>
-      </w:r>
-    </w:p>
-    <w:p>
-      <w:r>
-        <w:t>8. may/might</w:t>
-      </w:r>
-    </w:p>
-    <w:p>
-      <w:r>
-        <w:t>9. might</w:t>
-      </w:r>
-    </w:p>
-    <w:p>
-      <w:r>
-        <w:t>10. May</w:t>
+        <w:spacing w:before="240"/>
+      </w:pPr>
+      <w:r>
+        <w:t>PHẦN 3</w:t>
+      </w:r>
+    </w:p>
+    <w:p>
+      <w:pPr>
+        <w:spacing w:after="160"/>
+        <w:rPr>
+          <w:color w:val="000000"/>
+        </w:rPr>
+      </w:pPr>
+      <w:r>
+        <w:rPr>
+          <w:color w:val="000000"/>
+        </w:rPr>
+        <w:t>1. come</w:t>
+      </w:r>
+    </w:p>
+    <w:p>
+      <w:pPr>
+        <w:spacing w:after="160"/>
+        <w:rPr>
+          <w:color w:val="000000"/>
+        </w:rPr>
+      </w:pPr>
+      <w:r>
+        <w:rPr>
+          <w:color w:val="000000"/>
+        </w:rPr>
+        <w:t>2. rain</w:t>
+      </w:r>
+    </w:p>
+    <w:p>
+      <w:pPr>
+        <w:spacing w:after="160"/>
+        <w:rPr>
+          <w:color w:val="000000"/>
+        </w:rPr>
+      </w:pPr>
+      <w:r>
+        <w:rPr>
+          <w:color w:val="000000"/>
+        </w:rPr>
+        <w:t>3. know</w:t>
+      </w:r>
+    </w:p>
+    <w:p>
+      <w:pPr>
+        <w:spacing w:after="160"/>
+        <w:rPr>
+          <w:color w:val="000000"/>
+        </w:rPr>
+      </w:pPr>
+      <w:r>
+        <w:rPr>
+          <w:color w:val="000000"/>
+        </w:rPr>
+        <w:t>4. be</w:t>
+      </w:r>
+    </w:p>
+    <w:p>
+      <w:pPr>
+        <w:spacing w:after="160"/>
+        <w:rPr>
+          <w:color w:val="000000"/>
+        </w:rPr>
+      </w:pPr>
+      <w:r>
+        <w:rPr>
+          <w:color w:val="000000"/>
+        </w:rPr>
+        <w:t>5. studying</w:t>
+      </w:r>
+    </w:p>
+    <w:p>
+      <w:pPr>
+        <w:spacing w:after="160"/>
+        <w:rPr>
+          <w:color w:val="000000"/>
+        </w:rPr>
+      </w:pPr>
+      <w:r>
+        <w:rPr>
+          <w:color w:val="000000"/>
+        </w:rPr>
+        <w:t>6. sit</w:t>
+      </w:r>
+    </w:p>
+    <w:p>
+      <w:pPr>
+        <w:spacing w:after="160"/>
+        <w:rPr>
+          <w:color w:val="000000"/>
+        </w:rPr>
+      </w:pPr>
+      <w:r>
+        <w:rPr>
+          <w:color w:val="000000"/>
+        </w:rPr>
+        <w:t>7. leave</w:t>
+      </w:r>
+    </w:p>
+    <w:p>
+      <w:pPr>
+        <w:spacing w:after="160"/>
+        <w:rPr>
+          <w:color w:val="000000"/>
+        </w:rPr>
+      </w:pPr>
+      <w:r>
+        <w:rPr>
+          <w:color w:val="000000"/>
+        </w:rPr>
+        <w:t>8. finish</w:t>
+      </w:r>
+    </w:p>
+    <w:p>
+      <w:pPr>
+        <w:spacing w:after="160"/>
+        <w:rPr>
+          <w:color w:val="000000"/>
+        </w:rPr>
+      </w:pPr>
+      <w:r>
+        <w:rPr>
+          <w:color w:val="000000"/>
+        </w:rPr>
+        <w:t>9. forgotten</w:t>
+      </w:r>
+    </w:p>
+    <w:p>
+      <w:pPr>
+        <w:spacing w:after="160"/>
+        <w:rPr>
+          <w:color w:val="000000"/>
+        </w:rPr>
+      </w:pPr>
+      <w:r>
+        <w:rPr>
+          <w:color w:val="000000"/>
+        </w:rPr>
+        <w:t>10. taken</w:t>
       </w:r>
     </w:p>
     <w:p>
       <w:pPr>
         <w:pStyle w:val="Heading1"/>
-      </w:pPr>
-      <w:r>
-        <w:t>PHẦN 3</w:t>
-      </w:r>
-    </w:p>
-    <w:p>
-      <w:r>
-        <w:t>1. come</w:t>
-      </w:r>
-    </w:p>
-    <w:p>
-      <w:r>
-        <w:t>2. rain</w:t>
-      </w:r>
-    </w:p>
-    <w:p>
-      <w:r>
-        <w:t>3. know</w:t>
-      </w:r>
-    </w:p>
-    <w:p>
-      <w:r>
-        <w:t>4. be</w:t>
-      </w:r>
-    </w:p>
-    <w:p>
-      <w:r>
-        <w:t>5. studying</w:t>
-      </w:r>
-    </w:p>
-    <w:p>
-      <w:r>
-        <w:t>6. sit</w:t>
-      </w:r>
-    </w:p>
-    <w:p>
-      <w:r>
-        <w:t>7. leave</w:t>
-      </w:r>
-    </w:p>
-    <w:p>
-      <w:r>
-        <w:t>8. finish</w:t>
-      </w:r>
-    </w:p>
-    <w:p>
-      <w:r>
-        <w:t>9. forgotten</w:t>
-      </w:r>
-    </w:p>
-    <w:p>
-      <w:r>
-        <w:t>10. taken</w:t>
+        <w:spacing w:before="240"/>
+      </w:pPr>
+      <w:r>
+        <w:t>PHẦN 4</w:t>
+      </w:r>
+    </w:p>
+    <w:p>
+      <w:pPr>
+        <w:spacing w:after="160"/>
+        <w:rPr>
+          <w:color w:val="000000"/>
+        </w:rPr>
+      </w:pPr>
+      <w:r>
+        <w:rPr>
+          <w:color w:val="000000"/>
+        </w:rPr>
+        <w:t>1. She may not come tonight.</w:t>
+      </w:r>
+    </w:p>
+    <w:p>
+      <w:pPr>
+        <w:spacing w:after="160"/>
+        <w:rPr>
+          <w:color w:val="000000"/>
+        </w:rPr>
+      </w:pPr>
+      <w:r>
+        <w:rPr>
+          <w:color w:val="000000"/>
+        </w:rPr>
+        <w:t>2. It might not rain tomorrow.</w:t>
+      </w:r>
+    </w:p>
+    <w:p>
+      <w:pPr>
+        <w:spacing w:after="160"/>
+        <w:rPr>
+          <w:color w:val="000000"/>
+        </w:rPr>
+      </w:pPr>
+      <w:r>
+        <w:rPr>
+          <w:color w:val="000000"/>
+        </w:rPr>
+        <w:t>3. He may not know the answer.</w:t>
+      </w:r>
+    </w:p>
+    <w:p>
+      <w:pPr>
+        <w:spacing w:after="160"/>
+        <w:rPr>
+          <w:color w:val="000000"/>
+        </w:rPr>
+      </w:pPr>
+      <w:r>
+        <w:rPr>
+          <w:color w:val="000000"/>
+        </w:rPr>
+        <w:t>4. They might not be at home.</w:t>
+      </w:r>
+    </w:p>
+    <w:p>
+      <w:pPr>
+        <w:spacing w:after="160"/>
+        <w:rPr>
+          <w:color w:val="000000"/>
+        </w:rPr>
+      </w:pPr>
+      <w:r>
+        <w:rPr>
+          <w:color w:val="000000"/>
+        </w:rPr>
+        <w:t>5. Lan may not join the team.</w:t>
+      </w:r>
+    </w:p>
+    <w:p>
+      <w:pPr>
+        <w:spacing w:after="160"/>
+        <w:rPr>
+          <w:color w:val="000000"/>
+        </w:rPr>
+      </w:pPr>
+      <w:r>
+        <w:rPr>
+          <w:color w:val="000000"/>
+        </w:rPr>
+        <w:t>6. We might not finish early.</w:t>
+      </w:r>
+    </w:p>
+    <w:p>
+      <w:pPr>
+        <w:spacing w:after="160"/>
+        <w:rPr>
+          <w:color w:val="000000"/>
+        </w:rPr>
+      </w:pPr>
+      <w:r>
+        <w:rPr>
+          <w:color w:val="000000"/>
+        </w:rPr>
+        <w:t>7. Nam may not be sleeping.</w:t>
+      </w:r>
+    </w:p>
+    <w:p>
+      <w:pPr>
+        <w:spacing w:after="160"/>
+        <w:rPr>
+          <w:color w:val="000000"/>
+        </w:rPr>
+      </w:pPr>
+      <w:r>
+        <w:rPr>
+          <w:color w:val="000000"/>
+        </w:rPr>
+        <w:t>8. She might not have seen the message.</w:t>
+      </w:r>
+    </w:p>
+    <w:p>
+      <w:pPr>
+        <w:spacing w:after="160"/>
+        <w:rPr>
+          <w:color w:val="000000"/>
+        </w:rPr>
+      </w:pPr>
+      <w:r>
+        <w:rPr>
+          <w:color w:val="000000"/>
+        </w:rPr>
+        <w:t>9. You may not enter this room.</w:t>
+      </w:r>
+    </w:p>
+    <w:p>
+      <w:pPr>
+        <w:spacing w:after="160"/>
+        <w:rPr>
+          <w:color w:val="000000"/>
+        </w:rPr>
+      </w:pPr>
+      <w:r>
+        <w:rPr>
+          <w:color w:val="000000"/>
+        </w:rPr>
+        <w:t>10. The shop may not open today.</w:t>
       </w:r>
     </w:p>
     <w:p>
       <w:pPr>
         <w:pStyle w:val="Heading1"/>
-      </w:pPr>
-      <w:r>
-        <w:t>PHẦN 4</w:t>
-      </w:r>
-    </w:p>
-    <w:p>
-      <w:r>
-        <w:t>1. She may not come tonight.</w:t>
-      </w:r>
-    </w:p>
-    <w:p>
-      <w:r>
-        <w:t>2. It might not rain tomorrow.</w:t>
-      </w:r>
-    </w:p>
-    <w:p>
-      <w:r>
-        <w:t>3. He may not know the answer.</w:t>
-      </w:r>
-    </w:p>
-    <w:p>
-      <w:r>
-        <w:t>4. They might not be at home.</w:t>
-      </w:r>
-    </w:p>
-    <w:p>
-      <w:r>
-        <w:t>5. Lan may not join the team.</w:t>
-      </w:r>
-    </w:p>
-    <w:p>
-      <w:r>
-        <w:t>6. We might not finish early.</w:t>
-      </w:r>
-    </w:p>
-    <w:p>
-      <w:r>
-        <w:t>7. Nam may not be sleeping.</w:t>
-      </w:r>
-    </w:p>
-    <w:p>
-      <w:r>
-        <w:t>8. She might not have seen the message.</w:t>
-      </w:r>
-    </w:p>
-    <w:p>
-      <w:r>
-        <w:t>9. You may not enter this room.</w:t>
-      </w:r>
-    </w:p>
-    <w:p>
-      <w:r>
-        <w:t>10. The shop may not open today.</w:t>
+        <w:spacing w:before="240"/>
+      </w:pPr>
+      <w:r>
+        <w:t>PHẦN 5</w:t>
+      </w:r>
+    </w:p>
+    <w:p>
+      <w:pPr>
+        <w:rPr>
+          <w:color w:val="000000"/>
+        </w:rPr>
+      </w:pPr>
+      <w:r>
+        <w:rPr>
+          <w:color w:val="000000"/>
+        </w:rPr>
+        <w:t>Đáp án dùng may be hoặc might be:</w:t>
+      </w:r>
+    </w:p>
+    <w:p>
+      <w:pPr>
+        <w:spacing w:after="160"/>
+        <w:rPr>
+          <w:color w:val="000000"/>
+        </w:rPr>
+      </w:pPr>
+      <w:r>
+        <w:rPr>
+          <w:color w:val="000000"/>
+        </w:rPr>
+        <w:t>1. may/might be</w:t>
+      </w:r>
+    </w:p>
+    <w:p>
+      <w:pPr>
+        <w:spacing w:after="160"/>
+        <w:rPr>
+          <w:color w:val="000000"/>
+        </w:rPr>
+      </w:pPr>
+      <w:r>
+        <w:rPr>
+          <w:color w:val="000000"/>
+        </w:rPr>
+        <w:t>2. may/might be</w:t>
+      </w:r>
+    </w:p>
+    <w:p>
+      <w:pPr>
+        <w:spacing w:after="160"/>
+        <w:rPr>
+          <w:color w:val="000000"/>
+        </w:rPr>
+      </w:pPr>
+      <w:r>
+        <w:rPr>
+          <w:color w:val="000000"/>
+        </w:rPr>
+        <w:t>3. may/might be</w:t>
+      </w:r>
+    </w:p>
+    <w:p>
+      <w:pPr>
+        <w:spacing w:after="160"/>
+        <w:rPr>
+          <w:color w:val="000000"/>
+        </w:rPr>
+      </w:pPr>
+      <w:r>
+        <w:rPr>
+          <w:color w:val="000000"/>
+        </w:rPr>
+        <w:t>4. may/might be</w:t>
+      </w:r>
+    </w:p>
+    <w:p>
+      <w:pPr>
+        <w:spacing w:after="160"/>
+        <w:rPr>
+          <w:color w:val="000000"/>
+        </w:rPr>
+      </w:pPr>
+      <w:r>
+        <w:rPr>
+          <w:color w:val="000000"/>
+        </w:rPr>
+        <w:t>5. may/might be</w:t>
+      </w:r>
+    </w:p>
+    <w:p>
+      <w:pPr>
+        <w:spacing w:after="160"/>
+        <w:rPr>
+          <w:color w:val="000000"/>
+        </w:rPr>
+      </w:pPr>
+      <w:r>
+        <w:rPr>
+          <w:color w:val="000000"/>
+        </w:rPr>
+        <w:t>6. may/might be</w:t>
+      </w:r>
+    </w:p>
+    <w:p>
+      <w:pPr>
+        <w:spacing w:after="160"/>
+        <w:rPr>
+          <w:color w:val="000000"/>
+        </w:rPr>
+      </w:pPr>
+      <w:r>
+        <w:rPr>
+          <w:color w:val="000000"/>
+        </w:rPr>
+        <w:t>7. may/might be</w:t>
+      </w:r>
+    </w:p>
+    <w:p>
+      <w:pPr>
+        <w:spacing w:after="160"/>
+        <w:rPr>
+          <w:color w:val="000000"/>
+        </w:rPr>
+      </w:pPr>
+      <w:r>
+        <w:rPr>
+          <w:color w:val="000000"/>
+        </w:rPr>
+        <w:t>8. may/might be</w:t>
+      </w:r>
+    </w:p>
+    <w:p>
+      <w:pPr>
+        <w:spacing w:after="160"/>
+        <w:rPr>
+          <w:color w:val="000000"/>
+        </w:rPr>
+      </w:pPr>
+      <w:r>
+        <w:rPr>
+          <w:color w:val="000000"/>
+        </w:rPr>
+        <w:t>9. may/might be</w:t>
+      </w:r>
+    </w:p>
+    <w:p>
+      <w:pPr>
+        <w:spacing w:after="160"/>
+        <w:rPr>
+          <w:color w:val="000000"/>
+        </w:rPr>
+      </w:pPr>
+      <w:r>
+        <w:rPr>
+          <w:color w:val="000000"/>
+        </w:rPr>
+        <w:t>10. may/might be</w:t>
       </w:r>
     </w:p>
     <w:p>
       <w:pPr>
         <w:pStyle w:val="Heading1"/>
-      </w:pPr>
-      <w:r>
-        <w:t>PHẦN 5</w:t>
-      </w:r>
-    </w:p>
-    <w:p>
-      <w:r>
-        <w:t>Đáp án dùng may be hoặc might be:</w:t>
-      </w:r>
-    </w:p>
-    <w:p>
-      <w:r>
-        <w:t>1. may/might be</w:t>
-      </w:r>
-    </w:p>
-    <w:p>
-      <w:r>
-        <w:t>2. may/might be</w:t>
-      </w:r>
-    </w:p>
-    <w:p>
-      <w:r>
-        <w:t>3. may/might be</w:t>
-      </w:r>
-    </w:p>
-    <w:p>
-      <w:r>
-        <w:t>4. may/might be</w:t>
-      </w:r>
-    </w:p>
-    <w:p>
-      <w:r>
-        <w:t>5. may/might be</w:t>
-      </w:r>
-    </w:p>
-    <w:p>
-      <w:r>
-        <w:t>6. may/might be</w:t>
-      </w:r>
-    </w:p>
-    <w:p>
-      <w:r>
-        <w:t>7. may/might be</w:t>
-      </w:r>
-    </w:p>
-    <w:p>
-      <w:r>
-        <w:t>8. may/might be</w:t>
-      </w:r>
-    </w:p>
-    <w:p>
-      <w:r>
-        <w:t>9. may/might be</w:t>
-      </w:r>
-    </w:p>
-    <w:p>
-      <w:r>
-        <w:t>10. may/might be</w:t>
+        <w:spacing w:before="240"/>
+      </w:pPr>
+      <w:r>
+        <w:t>PHẦN 6</w:t>
+      </w:r>
+    </w:p>
+    <w:p>
+      <w:pPr>
+        <w:spacing w:after="160"/>
+        <w:rPr>
+          <w:color w:val="000000"/>
+        </w:rPr>
+      </w:pPr>
+      <w:r>
+        <w:rPr>
+          <w:color w:val="000000"/>
+        </w:rPr>
+        <w:t>1. Lan may be at home.</w:t>
+      </w:r>
+    </w:p>
+    <w:p>
+      <w:pPr>
+        <w:spacing w:after="160"/>
+        <w:rPr>
+          <w:color w:val="000000"/>
+        </w:rPr>
+      </w:pPr>
+      <w:r>
+        <w:rPr>
+          <w:color w:val="000000"/>
+        </w:rPr>
+        <w:t>2. It might rain tonight.</w:t>
+      </w:r>
+    </w:p>
+    <w:p>
+      <w:pPr>
+        <w:spacing w:after="160"/>
+        <w:rPr>
+          <w:color w:val="000000"/>
+        </w:rPr>
+      </w:pPr>
+      <w:r>
+        <w:rPr>
+          <w:color w:val="000000"/>
+        </w:rPr>
+        <w:t>3. Nam may know the answer.</w:t>
+      </w:r>
+    </w:p>
+    <w:p>
+      <w:pPr>
+        <w:spacing w:after="160"/>
+        <w:rPr>
+          <w:color w:val="000000"/>
+        </w:rPr>
+      </w:pPr>
+      <w:r>
+        <w:rPr>
+          <w:color w:val="000000"/>
+        </w:rPr>
+        <w:t>4. They might be working late.</w:t>
+      </w:r>
+    </w:p>
+    <w:p>
+      <w:pPr>
+        <w:spacing w:after="160"/>
+        <w:rPr>
+          <w:color w:val="000000"/>
+        </w:rPr>
+      </w:pPr>
+      <w:r>
+        <w:rPr>
+          <w:color w:val="000000"/>
+        </w:rPr>
+        <w:t>5. She may join us.</w:t>
+      </w:r>
+    </w:p>
+    <w:p>
+      <w:pPr>
+        <w:spacing w:after="160"/>
+        <w:rPr>
+          <w:color w:val="000000"/>
+        </w:rPr>
+      </w:pPr>
+      <w:r>
+        <w:rPr>
+          <w:color w:val="000000"/>
+        </w:rPr>
+        <w:t>6. He might have forgotten the meeting.</w:t>
+      </w:r>
+    </w:p>
+    <w:p>
+      <w:pPr>
+        <w:spacing w:after="160"/>
+        <w:rPr>
+          <w:color w:val="000000"/>
+        </w:rPr>
+      </w:pPr>
+      <w:r>
+        <w:rPr>
+          <w:color w:val="000000"/>
+        </w:rPr>
+        <w:t>7. They may have taken the wrong bus.</w:t>
+      </w:r>
+    </w:p>
+    <w:p>
+      <w:pPr>
+        <w:spacing w:after="160"/>
+        <w:rPr>
+          <w:color w:val="000000"/>
+        </w:rPr>
+      </w:pPr>
+      <w:r>
+        <w:rPr>
+          <w:color w:val="000000"/>
+        </w:rPr>
+        <w:t>8. We may finish early.</w:t>
+      </w:r>
+    </w:p>
+    <w:p>
+      <w:pPr>
+        <w:spacing w:after="160"/>
+        <w:rPr>
+          <w:color w:val="000000"/>
+        </w:rPr>
+      </w:pPr>
+      <w:r>
+        <w:rPr>
+          <w:color w:val="000000"/>
+        </w:rPr>
+        <w:t>9. The shop might be closed.</w:t>
+      </w:r>
+    </w:p>
+    <w:p>
+      <w:pPr>
+        <w:spacing w:after="160"/>
+        <w:rPr>
+          <w:color w:val="000000"/>
+        </w:rPr>
+      </w:pPr>
+      <w:r>
+        <w:rPr>
+          <w:color w:val="000000"/>
+        </w:rPr>
+        <w:t>10. She may not have received my email.</w:t>
       </w:r>
     </w:p>
     <w:p>
       <w:pPr>
         <w:pStyle w:val="Heading1"/>
-      </w:pPr>
-      <w:r>
-        <w:t>PHẦN 6</w:t>
-      </w:r>
-    </w:p>
-    <w:p>
-      <w:r>
-        <w:t>1. Lan may be at home.</w:t>
-      </w:r>
-    </w:p>
-    <w:p>
-      <w:r>
-        <w:t>2. It might rain tonight.</w:t>
-      </w:r>
-    </w:p>
-    <w:p>
-      <w:r>
-        <w:t>3. Nam may know the answer.</w:t>
-      </w:r>
-    </w:p>
-    <w:p>
-      <w:r>
-        <w:t>4. They might be working late.</w:t>
-      </w:r>
-    </w:p>
-    <w:p>
-      <w:r>
-        <w:t>5. She may join us.</w:t>
-      </w:r>
-    </w:p>
-    <w:p>
-      <w:r>
-        <w:t>6. He might have forgotten the meeting.</w:t>
-      </w:r>
-    </w:p>
-    <w:p>
-      <w:r>
-        <w:t>7. They may have taken the wrong bus.</w:t>
-      </w:r>
-    </w:p>
-    <w:p>
-      <w:r>
-        <w:t>8. We may finish early.</w:t>
-      </w:r>
-    </w:p>
-    <w:p>
-      <w:r>
-        <w:t>9. The shop might be closed.</w:t>
-      </w:r>
-    </w:p>
-    <w:p>
-      <w:r>
-        <w:t>10. She may not have received my email.</w:t>
+        <w:spacing w:before="240"/>
+      </w:pPr>
+      <w:r>
+        <w:t>PHẦN 7</w:t>
+      </w:r>
+    </w:p>
+    <w:p>
+      <w:pPr>
+        <w:spacing w:after="160"/>
+        <w:rPr>
+          <w:color w:val="000000"/>
+        </w:rPr>
+      </w:pPr>
+      <w:r>
+        <w:rPr>
+          <w:color w:val="000000"/>
+        </w:rPr>
+        <w:t>1. She may come later.</w:t>
+      </w:r>
+    </w:p>
+    <w:p>
+      <w:pPr>
+        <w:spacing w:after="160"/>
+        <w:rPr>
+          <w:color w:val="000000"/>
+        </w:rPr>
+      </w:pPr>
+      <w:r>
+        <w:rPr>
+          <w:color w:val="000000"/>
+        </w:rPr>
+        <w:t>2. It might rain.</w:t>
+      </w:r>
+    </w:p>
+    <w:p>
+      <w:pPr>
+        <w:spacing w:after="160"/>
+        <w:rPr>
+          <w:color w:val="000000"/>
+        </w:rPr>
+      </w:pPr>
+      <w:r>
+        <w:rPr>
+          <w:color w:val="000000"/>
+        </w:rPr>
+        <w:t>3. He may be tired.</w:t>
+      </w:r>
+    </w:p>
+    <w:p>
+      <w:pPr>
+        <w:spacing w:after="160"/>
+        <w:rPr>
+          <w:color w:val="000000"/>
+        </w:rPr>
+      </w:pPr>
+      <w:r>
+        <w:rPr>
+          <w:color w:val="000000"/>
+        </w:rPr>
+        <w:t>4. They might not arrive.</w:t>
+      </w:r>
+    </w:p>
+    <w:p>
+      <w:pPr>
+        <w:spacing w:after="160"/>
+        <w:rPr>
+          <w:color w:val="000000"/>
+        </w:rPr>
+      </w:pPr>
+      <w:r>
+        <w:rPr>
+          <w:color w:val="000000"/>
+        </w:rPr>
+        <w:t>5. May I sit here?</w:t>
+      </w:r>
+    </w:p>
+    <w:p>
+      <w:pPr>
+        <w:spacing w:after="160"/>
+        <w:rPr>
+          <w:color w:val="000000"/>
+        </w:rPr>
+      </w:pPr>
+      <w:r>
+        <w:rPr>
+          <w:color w:val="000000"/>
+        </w:rPr>
+        <w:t>6. She may be at work.</w:t>
+      </w:r>
+    </w:p>
+    <w:p>
+      <w:pPr>
+        <w:spacing w:after="160"/>
+        <w:rPr>
+          <w:color w:val="000000"/>
+        </w:rPr>
+      </w:pPr>
+      <w:r>
+        <w:rPr>
+          <w:color w:val="000000"/>
+        </w:rPr>
+        <w:t>7. Lan might be studying now.</w:t>
+      </w:r>
+    </w:p>
+    <w:p>
+      <w:pPr>
+        <w:spacing w:after="160"/>
+        <w:rPr>
+          <w:color w:val="000000"/>
+        </w:rPr>
+      </w:pPr>
+      <w:r>
+        <w:rPr>
+          <w:color w:val="000000"/>
+        </w:rPr>
+        <w:t>8. He may have forgotten.</w:t>
+      </w:r>
+    </w:p>
+    <w:p>
+      <w:pPr>
+        <w:spacing w:after="160"/>
+        <w:rPr>
+          <w:color w:val="000000"/>
+        </w:rPr>
+      </w:pPr>
+      <w:r>
+        <w:rPr>
+          <w:color w:val="000000"/>
+        </w:rPr>
+        <w:t>9. They might have taken the bus.</w:t>
+      </w:r>
+    </w:p>
+    <w:p>
+      <w:pPr>
+        <w:spacing w:after="160"/>
+        <w:rPr>
+          <w:color w:val="000000"/>
+        </w:rPr>
+      </w:pPr>
+      <w:r>
+        <w:rPr>
+          <w:color w:val="000000"/>
+        </w:rPr>
+        <w:t>10. She may come tonight. / Do you think she may come tonight?</w:t>
       </w:r>
     </w:p>
     <w:p>
       <w:pPr>
         <w:pStyle w:val="Heading1"/>
-      </w:pPr>
-      <w:r>
-        <w:t>PHẦN 7</w:t>
-      </w:r>
-    </w:p>
-    <w:p>
-      <w:r>
-        <w:t>1. She may come later.</w:t>
-      </w:r>
-    </w:p>
-    <w:p>
-      <w:r>
+        <w:spacing w:before="240"/>
+      </w:pPr>
+      <w:r>
+        <w:t>PHẦN 8</w:t>
+      </w:r>
+    </w:p>
+    <w:p>
+      <w:pPr>
+        <w:spacing w:after="160"/>
+        <w:rPr>
+          <w:color w:val="000000"/>
+        </w:rPr>
+      </w:pPr>
+      <w:r>
+        <w:rPr>
+          <w:color w:val="000000"/>
+        </w:rPr>
+        <w:t>1. It may rain this afternoon.</w:t>
+      </w:r>
+    </w:p>
+    <w:p>
+      <w:pPr>
+        <w:spacing w:after="160"/>
+        <w:rPr>
+          <w:color w:val="000000"/>
+        </w:rPr>
+      </w:pPr>
+      <w:r>
+        <w:rPr>
+          <w:color w:val="000000"/>
+        </w:rPr>
+        <w:t>2. She may/might join us.</w:t>
+      </w:r>
+    </w:p>
+    <w:p>
+      <w:pPr>
+        <w:spacing w:after="160"/>
+        <w:rPr>
+          <w:color w:val="000000"/>
+        </w:rPr>
+      </w:pPr>
+      <w:r>
+        <w:rPr>
+          <w:color w:val="000000"/>
+        </w:rPr>
+        <w:t>3. May I come in?</w:t>
+      </w:r>
+    </w:p>
+    <w:p>
+      <w:pPr>
+        <w:spacing w:after="160"/>
+        <w:rPr>
+          <w:color w:val="000000"/>
+        </w:rPr>
+      </w:pPr>
+      <w:r>
+        <w:rPr>
+          <w:color w:val="000000"/>
+        </w:rPr>
+        <w:t>4. You may begin now.</w:t>
+      </w:r>
+    </w:p>
+    <w:p>
+      <w:pPr>
+        <w:spacing w:after="160"/>
+        <w:rPr>
+          <w:color w:val="000000"/>
+        </w:rPr>
+      </w:pPr>
+      <w:r>
+        <w:rPr>
+          <w:color w:val="000000"/>
+        </w:rPr>
+        <w:t>5. He may/might be busy.</w:t>
+      </w:r>
+    </w:p>
+    <w:p>
+      <w:pPr>
+        <w:spacing w:after="160"/>
+        <w:rPr>
+          <w:color w:val="000000"/>
+        </w:rPr>
+      </w:pPr>
+      <w:r>
+        <w:rPr>
+          <w:color w:val="000000"/>
+        </w:rPr>
+        <w:t>6. They may/might not arrive on time.</w:t>
+      </w:r>
+    </w:p>
+    <w:p>
+      <w:pPr>
+        <w:spacing w:after="160"/>
+        <w:rPr>
+          <w:color w:val="000000"/>
+        </w:rPr>
+      </w:pPr>
+      <w:r>
+        <w:rPr>
+          <w:color w:val="000000"/>
+        </w:rPr>
+        <w:t>7. May you have a safe journey!</w:t>
+      </w:r>
+    </w:p>
+    <w:p>
+      <w:pPr>
+        <w:spacing w:after="160"/>
+        <w:rPr>
+          <w:color w:val="000000"/>
+        </w:rPr>
+      </w:pPr>
+      <w:r>
+        <w:rPr>
+          <w:color w:val="000000"/>
+        </w:rPr>
+        <w:t>8. Lan may/might be studying.</w:t>
+      </w:r>
+    </w:p>
+    <w:p>
+      <w:pPr>
+        <w:spacing w:after="160"/>
+        <w:rPr>
+          <w:color w:val="000000"/>
+        </w:rPr>
+      </w:pPr>
+      <w:r>
+        <w:rPr>
+          <w:color w:val="000000"/>
+        </w:rPr>
+        <w:t>9. He may/might have forgotten the meeting.</w:t>
+      </w:r>
+    </w:p>
+    <w:p>
+      <w:pPr>
+        <w:spacing w:after="160"/>
+        <w:rPr>
+          <w:color w:val="000000"/>
+        </w:rPr>
+      </w:pPr>
+      <w:r>
+        <w:rPr>
+          <w:color w:val="000000"/>
+        </w:rPr>
+        <w:t>10. They may not have received the email.</w:t>
+      </w:r>
+    </w:p>
+    <w:p>
+      <w:pPr>
+        <w:pStyle w:val="Heading1"/>
+        <w:spacing w:before="240"/>
+      </w:pPr>
+      <w:r>
+        <w:t>PHẦN 9</w:t>
+      </w:r>
+    </w:p>
+    <w:p>
+      <w:pPr>
+        <w:spacing w:after="160"/>
+        <w:rPr>
+          <w:color w:val="000000"/>
+        </w:rPr>
+      </w:pPr>
+      <w:r>
+        <w:rPr>
+          <w:color w:val="000000"/>
+        </w:rPr>
+        <w:t>1. Saturday.</w:t>
+      </w:r>
+    </w:p>
+    <w:p>
+      <w:pPr>
+        <w:spacing w:after="160"/>
+        <w:rPr>
+          <w:color w:val="000000"/>
+        </w:rPr>
+      </w:pPr>
+      <w:r>
+        <w:rPr>
+          <w:color w:val="000000"/>
+        </w:rPr>
         <w:t>2. It might rain.</w:t>
       </w:r>
     </w:p>
     <w:p>
-      <w:r>
-        <w:t>3. He may be tired.</w:t>
-      </w:r>
-    </w:p>
-    <w:p>
-      <w:r>
-        <w:t>4. They might not arrive.</w:t>
-      </w:r>
-    </w:p>
-    <w:p>
-      <w:r>
-        <w:t>5. May I sit here?</w:t>
-      </w:r>
-    </w:p>
-    <w:p>
-      <w:r>
-        <w:t>6. She may be at work.</w:t>
-      </w:r>
-    </w:p>
-    <w:p>
-      <w:r>
-        <w:t>7. Lan might be studying now.</w:t>
-      </w:r>
-    </w:p>
-    <w:p>
-      <w:r>
-        <w:t>8. He may have forgotten.</w:t>
-      </w:r>
-    </w:p>
-    <w:p>
-      <w:r>
-        <w:t>9. They might have taken the bus.</w:t>
-      </w:r>
-    </w:p>
-    <w:p>
-      <w:r>
-        <w:t>10. She may come tonight. / Do you think she may come tonight?</w:t>
+      <w:pPr>
+        <w:spacing w:after="160"/>
+        <w:rPr>
+          <w:color w:val="000000"/>
+        </w:rPr>
+      </w:pPr>
+      <w:r>
+        <w:rPr>
+          <w:color w:val="000000"/>
+        </w:rPr>
+        <w:t>3. Raincoats.</w:t>
+      </w:r>
+    </w:p>
+    <w:p>
+      <w:pPr>
+        <w:spacing w:after="160"/>
+        <w:rPr>
+          <w:color w:val="000000"/>
+        </w:rPr>
+      </w:pPr>
+      <w:r>
+        <w:rPr>
+          <w:color w:val="000000"/>
+        </w:rPr>
+        <w:t>4. Sunday.</w:t>
+      </w:r>
+    </w:p>
+    <w:p>
+      <w:pPr>
+        <w:spacing w:after="160"/>
+        <w:rPr>
+          <w:color w:val="000000"/>
+        </w:rPr>
+      </w:pPr>
+      <w:r>
+        <w:rPr>
+          <w:color w:val="000000"/>
+        </w:rPr>
+        <w:t>5. If the rain is heavy.</w:t>
+      </w:r>
+    </w:p>
+    <w:p>
+      <w:pPr>
+        <w:spacing w:after="160"/>
+        <w:rPr>
+          <w:color w:val="000000"/>
+        </w:rPr>
+      </w:pPr>
+      <w:r>
+        <w:rPr>
+          <w:color w:val="000000"/>
+        </w:rPr>
+        <w:t>6. No. Some might not be able to come.</w:t>
+      </w:r>
+    </w:p>
+    <w:p>
+      <w:pPr>
+        <w:spacing w:after="160"/>
+        <w:rPr>
+          <w:color w:val="000000"/>
+        </w:rPr>
+      </w:pPr>
+      <w:r>
+        <w:rPr>
+          <w:color w:val="000000"/>
+        </w:rPr>
+        <w:t>7. Her permission form.</w:t>
+      </w:r>
+    </w:p>
+    <w:p>
+      <w:pPr>
+        <w:spacing w:after="160"/>
+        <w:rPr>
+          <w:color w:val="000000"/>
+        </w:rPr>
+      </w:pPr>
+      <w:r>
+        <w:rPr>
+          <w:color w:val="000000"/>
+        </w:rPr>
+        <w:t>8. At home.</w:t>
+      </w:r>
+    </w:p>
+    <w:p>
+      <w:pPr>
+        <w:spacing w:after="160"/>
+        <w:rPr>
+          <w:color w:val="000000"/>
+        </w:rPr>
+      </w:pPr>
+      <w:r>
+        <w:rPr>
+          <w:color w:val="000000"/>
+        </w:rPr>
+        <w:t>9. She asks to bring it tomorrow.</w:t>
+      </w:r>
+    </w:p>
+    <w:p>
+      <w:pPr>
+        <w:spacing w:after="160"/>
+        <w:rPr>
+          <w:color w:val="000000"/>
+        </w:rPr>
+      </w:pPr>
+      <w:r>
+        <w:rPr>
+          <w:color w:val="000000"/>
+        </w:rPr>
+        <w:t>10. Yes, the teacher does.</w:t>
       </w:r>
     </w:p>
     <w:p>
       <w:pPr>
         <w:pStyle w:val="Heading1"/>
-      </w:pPr>
-      <w:r>
-        <w:t>PHẦN 8</w:t>
-      </w:r>
-    </w:p>
-    <w:p>
-      <w:r>
-        <w:t>1. It may rain this afternoon.</w:t>
-      </w:r>
-    </w:p>
-    <w:p>
-      <w:r>
-        <w:t>2. She may/might join us.</w:t>
-      </w:r>
-    </w:p>
-    <w:p>
-      <w:r>
+        <w:spacing w:before="240"/>
+      </w:pPr>
+      <w:r>
+        <w:t>PHẦN 10</w:t>
+      </w:r>
+    </w:p>
+    <w:p>
+      <w:pPr>
+        <w:spacing w:after="160"/>
+        <w:rPr>
+          <w:color w:val="000000"/>
+        </w:rPr>
+      </w:pPr>
+      <w:r>
+        <w:rPr>
+          <w:color w:val="000000"/>
+        </w:rPr>
+        <w:t>1. It may rain later.</w:t>
+      </w:r>
+    </w:p>
+    <w:p>
+      <w:pPr>
+        <w:spacing w:after="160"/>
+        <w:rPr>
+          <w:color w:val="000000"/>
+        </w:rPr>
+      </w:pPr>
+      <w:r>
+        <w:rPr>
+          <w:color w:val="000000"/>
+        </w:rPr>
+        <w:t>2. She might join us.</w:t>
+      </w:r>
+    </w:p>
+    <w:p>
+      <w:pPr>
+        <w:spacing w:after="160"/>
+        <w:rPr>
+          <w:color w:val="000000"/>
+        </w:rPr>
+      </w:pPr>
+      <w:r>
+        <w:rPr>
+          <w:color w:val="000000"/>
+        </w:rPr>
         <w:t>3. May I come in?</w:t>
       </w:r>
     </w:p>
     <w:p>
-      <w:r>
-        <w:t>4. You may begin now.</w:t>
-      </w:r>
-    </w:p>
-    <w:p>
-      <w:r>
-        <w:t>5. He may/might be busy.</w:t>
-      </w:r>
-    </w:p>
-    <w:p>
-      <w:r>
-        <w:t>6. They may/might not arrive on time.</w:t>
-      </w:r>
-    </w:p>
-    <w:p>
-      <w:r>
-        <w:t>7. May you have a safe journey!</w:t>
-      </w:r>
-    </w:p>
-    <w:p>
-      <w:r>
-        <w:t>8. Lan may/might be studying.</w:t>
-      </w:r>
-    </w:p>
-    <w:p>
-      <w:r>
-        <w:t>9. He may/might have forgotten the meeting.</w:t>
-      </w:r>
-    </w:p>
-    <w:p>
-      <w:r>
+      <w:pPr>
+        <w:spacing w:after="160"/>
+        <w:rPr>
+          <w:color w:val="000000"/>
+        </w:rPr>
+      </w:pPr>
+      <w:r>
+        <w:rPr>
+          <w:color w:val="000000"/>
+        </w:rPr>
+        <w:t>4. He may be tired.</w:t>
+      </w:r>
+    </w:p>
+    <w:p>
+      <w:pPr>
+        <w:spacing w:after="160"/>
+        <w:rPr>
+          <w:color w:val="000000"/>
+        </w:rPr>
+      </w:pPr>
+      <w:r>
+        <w:rPr>
+          <w:color w:val="000000"/>
+        </w:rPr>
+        <w:t>5. They might not arrive on time.</w:t>
+      </w:r>
+    </w:p>
+    <w:p>
+      <w:pPr>
+        <w:spacing w:after="160"/>
+        <w:rPr>
+          <w:color w:val="000000"/>
+        </w:rPr>
+      </w:pPr>
+      <w:r>
+        <w:rPr>
+          <w:color w:val="000000"/>
+        </w:rPr>
+        <w:t>6. Lan may be studying now.</w:t>
+      </w:r>
+    </w:p>
+    <w:p>
+      <w:pPr>
+        <w:spacing w:after="160"/>
+        <w:rPr>
+          <w:color w:val="000000"/>
+        </w:rPr>
+      </w:pPr>
+      <w:r>
+        <w:rPr>
+          <w:color w:val="000000"/>
+        </w:rPr>
+        <w:t>7. You may leave early.</w:t>
+      </w:r>
+    </w:p>
+    <w:p>
+      <w:pPr>
+        <w:spacing w:after="160"/>
+        <w:rPr>
+          <w:color w:val="000000"/>
+        </w:rPr>
+      </w:pPr>
+      <w:r>
+        <w:rPr>
+          <w:color w:val="000000"/>
+        </w:rPr>
+        <w:t>8. May you be happy!</w:t>
+      </w:r>
+    </w:p>
+    <w:p>
+      <w:pPr>
+        <w:spacing w:after="160"/>
+        <w:rPr>
+          <w:color w:val="000000"/>
+        </w:rPr>
+      </w:pPr>
+      <w:r>
+        <w:rPr>
+          <w:color w:val="000000"/>
+        </w:rPr>
+        <w:t>9. He might have forgotten the meeting.</w:t>
+      </w:r>
+    </w:p>
+    <w:p>
+      <w:pPr>
+        <w:spacing w:after="160"/>
+        <w:rPr>
+          <w:color w:val="000000"/>
+        </w:rPr>
+      </w:pPr>
+      <w:r>
+        <w:rPr>
+          <w:color w:val="000000"/>
+        </w:rPr>
         <w:t>10. They may not have received the email.</w:t>
       </w:r>
     </w:p>
     <w:p>
       <w:pPr>
-        <w:pStyle w:val="Heading1"/>
-      </w:pPr>
-      <w:r>
-        <w:t>PHẦN 9</w:t>
-      </w:r>
-    </w:p>
-    <w:p>
-      <w:r>
-        <w:t>1. Saturday.</w:t>
-      </w:r>
-    </w:p>
-    <w:p>
-      <w:r>
-        <w:t>2. It might rain.</w:t>
-      </w:r>
-    </w:p>
-    <w:p>
-      <w:r>
-        <w:t>3. Raincoats.</w:t>
-      </w:r>
-    </w:p>
-    <w:p>
-      <w:r>
-        <w:t>4. Sunday.</w:t>
-      </w:r>
-    </w:p>
-    <w:p>
-      <w:r>
-        <w:t>5. If the rain is heavy.</w:t>
-      </w:r>
-    </w:p>
-    <w:p>
-      <w:r>
-        <w:t>6. No. Some might not be able to come.</w:t>
-      </w:r>
-    </w:p>
-    <w:p>
-      <w:r>
-        <w:t>7. Her permission form.</w:t>
-      </w:r>
-    </w:p>
-    <w:p>
-      <w:r>
-        <w:t>8. At home.</w:t>
-      </w:r>
-    </w:p>
-    <w:p>
-      <w:r>
-        <w:t>9. She asks to bring it tomorrow.</w:t>
-      </w:r>
-    </w:p>
-    <w:p>
-      <w:r>
-        <w:t>10. Yes, the teacher does.</w:t>
-      </w:r>
-    </w:p>
-    <w:p>
-      <w:pPr>
-        <w:pStyle w:val="Heading1"/>
-      </w:pPr>
-      <w:r>
-        <w:t>PHẦN 10</w:t>
-      </w:r>
-    </w:p>
-    <w:p>
-      <w:r>
-        <w:t>1. It may rain later.</w:t>
-      </w:r>
-    </w:p>
-    <w:p>
-      <w:r>
-        <w:t>2. She might join us.</w:t>
-      </w:r>
-    </w:p>
-    <w:p>
-      <w:r>
-        <w:t>3. May I come in?</w:t>
-      </w:r>
-    </w:p>
-    <w:p>
-      <w:r>
-        <w:t>4. He may be tired.</w:t>
-      </w:r>
-    </w:p>
-    <w:p>
-      <w:r>
-        <w:t>5. They might not arrive on time.</w:t>
-      </w:r>
-    </w:p>
-    <w:p>
-      <w:r>
-        <w:t>6. Lan may be studying now.</w:t>
-      </w:r>
-    </w:p>
-    <w:p>
-      <w:r>
-        <w:t>7. You may leave early.</w:t>
-      </w:r>
-    </w:p>
-    <w:p>
-      <w:r>
-        <w:t>8. May you be happy!</w:t>
-      </w:r>
-    </w:p>
-    <w:p>
-      <w:r>
-        <w:t>9. He might have forgotten the meeting.</w:t>
-      </w:r>
-    </w:p>
-    <w:p>
-      <w:r>
-        <w:t>10. They may not have received the email.</w:t>
-      </w:r>
-    </w:p>
-    <w:p/>
+        <w:rPr>
+          <w:color w:val="000000"/>
+        </w:rPr>
+      </w:pPr>
+    </w:p>
     <w:sectPr>
       <w:pgSz w:w="12240" w:h="15840"/>
       <w:pgMar w:top="850" w:right="1134" w:bottom="850" w:left="1134" w:header="720" w:footer="720" w:gutter="0"/>
